--- a/Projects/HR/Draft Workshop Report.docx
+++ b/Projects/HR/Draft Workshop Report.docx
@@ -298,7 +298,7 @@
                 <w:noProof/>
                 <w:webHidden/>
               </w:rPr>
-              <w:t>2</w:t>
+              <w:t>3</w:t>
             </w:r>
             <w:r>
               <w:rPr>
@@ -369,7 +369,7 @@
                 <w:noProof/>
                 <w:webHidden/>
               </w:rPr>
-              <w:t>2</w:t>
+              <w:t>3</w:t>
             </w:r>
             <w:r>
               <w:rPr>
@@ -440,7 +440,7 @@
                 <w:noProof/>
                 <w:webHidden/>
               </w:rPr>
-              <w:t>2</w:t>
+              <w:t>3</w:t>
             </w:r>
             <w:r>
               <w:rPr>
@@ -511,7 +511,7 @@
                 <w:noProof/>
                 <w:webHidden/>
               </w:rPr>
-              <w:t>2</w:t>
+              <w:t>4</w:t>
             </w:r>
             <w:r>
               <w:rPr>
@@ -582,7 +582,7 @@
                 <w:noProof/>
                 <w:webHidden/>
               </w:rPr>
-              <w:t>3</w:t>
+              <w:t>4</w:t>
             </w:r>
             <w:r>
               <w:rPr>
@@ -653,7 +653,7 @@
                 <w:noProof/>
                 <w:webHidden/>
               </w:rPr>
-              <w:t>4</w:t>
+              <w:t>5</w:t>
             </w:r>
             <w:r>
               <w:rPr>
@@ -724,7 +724,7 @@
                 <w:noProof/>
                 <w:webHidden/>
               </w:rPr>
-              <w:t>5</w:t>
+              <w:t>6</w:t>
             </w:r>
             <w:r>
               <w:rPr>
@@ -795,7 +795,7 @@
                 <w:noProof/>
                 <w:webHidden/>
               </w:rPr>
-              <w:t>5</w:t>
+              <w:t>6</w:t>
             </w:r>
             <w:r>
               <w:rPr>
@@ -866,7 +866,7 @@
                 <w:noProof/>
                 <w:webHidden/>
               </w:rPr>
-              <w:t>6</w:t>
+              <w:t>7</w:t>
             </w:r>
             <w:r>
               <w:rPr>
@@ -937,7 +937,7 @@
                 <w:noProof/>
                 <w:webHidden/>
               </w:rPr>
-              <w:t>6</w:t>
+              <w:t>7</w:t>
             </w:r>
             <w:r>
               <w:rPr>
@@ -1008,7 +1008,7 @@
                 <w:noProof/>
                 <w:webHidden/>
               </w:rPr>
-              <w:t>12</w:t>
+              <w:t>13</w:t>
             </w:r>
             <w:r>
               <w:rPr>
@@ -1079,7 +1079,7 @@
                 <w:noProof/>
                 <w:webHidden/>
               </w:rPr>
-              <w:t>12</w:t>
+              <w:t>13</w:t>
             </w:r>
             <w:r>
               <w:rPr>
@@ -1114,6 +1114,20 @@
         </w:rPr>
       </w:pPr>
     </w:p>
+    <w:p/>
+    <w:p/>
+    <w:p/>
+    <w:p/>
+    <w:p/>
+    <w:p/>
+    <w:p/>
+    <w:p/>
+    <w:p/>
+    <w:p/>
+    <w:p/>
+    <w:p/>
+    <w:p/>
+    <w:p/>
     <w:p>
       <w:pPr>
         <w:pStyle w:val="Heading1"/>
@@ -1303,23 +1317,7 @@
           <w:sz w:val="24"/>
           <w:szCs w:val="24"/>
         </w:rPr>
-        <w:t xml:space="preserve">Preparing and </w:t>
-      </w:r>
-      <w:r>
-        <w:rPr>
-          <w:rFonts w:ascii="Footlight MT Light" w:eastAsiaTheme="minorEastAsia" w:hAnsi="Footlight MT Light" w:cs="Times New Roman"/>
-          <w:sz w:val="24"/>
-          <w:szCs w:val="24"/>
-        </w:rPr>
-        <w:t>finalizing</w:t>
-      </w:r>
-      <w:r>
-        <w:rPr>
-          <w:rFonts w:ascii="Footlight MT Light" w:eastAsiaTheme="minorEastAsia" w:hAnsi="Footlight MT Light" w:cs="Times New Roman"/>
-          <w:sz w:val="24"/>
-          <w:szCs w:val="24"/>
-        </w:rPr>
-        <w:t xml:space="preserve"> the transition report.</w:t>
+        <w:t>Preparing and finalizing the transition report.</w:t>
       </w:r>
     </w:p>
     <w:p>
@@ -1354,19 +1352,24 @@
           <w:szCs w:val="24"/>
         </w:rPr>
         <w:t xml:space="preserve"> </w:t>
+      </w:r>
+    </w:p>
+    <w:p>
+      <w:r>
+        <w:t>The following were in attendance</w:t>
       </w:r>
     </w:p>
     <w:tbl>
       <w:tblPr>
         <w:tblStyle w:val="TableGrid"/>
-        <w:tblW w:w="9430" w:type="dxa"/>
+        <w:tblW w:w="9350" w:type="dxa"/>
         <w:tblLook w:val="04A0" w:firstRow="1" w:lastRow="0" w:firstColumn="1" w:lastColumn="0" w:noHBand="0" w:noVBand="1"/>
       </w:tblPr>
       <w:tblGrid>
-        <w:gridCol w:w="562"/>
-        <w:gridCol w:w="3440"/>
-        <w:gridCol w:w="2513"/>
-        <w:gridCol w:w="2915"/>
+        <w:gridCol w:w="846"/>
+        <w:gridCol w:w="3738"/>
+        <w:gridCol w:w="2339"/>
+        <w:gridCol w:w="2427"/>
       </w:tblGrid>
       <w:tr>
         <w:trPr>
@@ -1374,41 +1377,36 @@
         </w:trPr>
         <w:tc>
           <w:tcPr>
-            <w:tcW w:w="562" w:type="dxa"/>
-          </w:tcPr>
-          <w:p>
-            <w:pPr>
-              <w:rPr>
-                <w:rFonts w:ascii="Footlight MT Light" w:hAnsi="Footlight MT Light"/>
-                <w:sz w:val="24"/>
-                <w:szCs w:val="24"/>
-              </w:rPr>
-            </w:pPr>
-            <w:r>
-              <w:rPr>
-                <w:rFonts w:ascii="Footlight MT Light" w:hAnsi="Footlight MT Light"/>
-                <w:sz w:val="24"/>
-                <w:szCs w:val="24"/>
-              </w:rPr>
-              <w:t xml:space="preserve">No. </w:t>
-            </w:r>
-          </w:p>
-        </w:tc>
-        <w:tc>
-          <w:tcPr>
-            <w:tcW w:w="3440" w:type="dxa"/>
-          </w:tcPr>
-          <w:p>
-            <w:pPr>
-              <w:rPr>
-                <w:rFonts w:ascii="Footlight MT Light" w:hAnsi="Footlight MT Light"/>
-                <w:sz w:val="24"/>
-                <w:szCs w:val="24"/>
-              </w:rPr>
-            </w:pPr>
-            <w:r>
-              <w:rPr>
-                <w:rFonts w:ascii="Footlight MT Light" w:hAnsi="Footlight MT Light"/>
+            <w:tcW w:w="846" w:type="dxa"/>
+          </w:tcPr>
+          <w:p>
+            <w:pPr>
+              <w:rPr>
+                <w:rFonts w:ascii="Footlight MT Light" w:hAnsi="Footlight MT Light"/>
+                <w:b/>
+                <w:sz w:val="24"/>
+                <w:szCs w:val="24"/>
+              </w:rPr>
+            </w:pPr>
+          </w:p>
+        </w:tc>
+        <w:tc>
+          <w:tcPr>
+            <w:tcW w:w="3738" w:type="dxa"/>
+          </w:tcPr>
+          <w:p>
+            <w:pPr>
+              <w:rPr>
+                <w:rFonts w:ascii="Footlight MT Light" w:hAnsi="Footlight MT Light"/>
+                <w:b/>
+                <w:sz w:val="24"/>
+                <w:szCs w:val="24"/>
+              </w:rPr>
+            </w:pPr>
+            <w:r>
+              <w:rPr>
+                <w:rFonts w:ascii="Footlight MT Light" w:hAnsi="Footlight MT Light"/>
+                <w:b/>
                 <w:sz w:val="24"/>
                 <w:szCs w:val="24"/>
               </w:rPr>
@@ -1418,19 +1416,21 @@
         </w:tc>
         <w:tc>
           <w:tcPr>
-            <w:tcW w:w="2513" w:type="dxa"/>
-          </w:tcPr>
-          <w:p>
-            <w:pPr>
-              <w:rPr>
-                <w:rFonts w:ascii="Footlight MT Light" w:hAnsi="Footlight MT Light"/>
-                <w:sz w:val="24"/>
-                <w:szCs w:val="24"/>
-              </w:rPr>
-            </w:pPr>
-            <w:r>
-              <w:rPr>
-                <w:rFonts w:ascii="Footlight MT Light" w:hAnsi="Footlight MT Light"/>
+            <w:tcW w:w="2339" w:type="dxa"/>
+          </w:tcPr>
+          <w:p>
+            <w:pPr>
+              <w:rPr>
+                <w:rFonts w:ascii="Footlight MT Light" w:hAnsi="Footlight MT Light"/>
+                <w:b/>
+                <w:sz w:val="24"/>
+                <w:szCs w:val="24"/>
+              </w:rPr>
+            </w:pPr>
+            <w:r>
+              <w:rPr>
+                <w:rFonts w:ascii="Footlight MT Light" w:hAnsi="Footlight MT Light"/>
+                <w:b/>
                 <w:sz w:val="24"/>
                 <w:szCs w:val="24"/>
               </w:rPr>
@@ -1440,19 +1440,21 @@
         </w:tc>
         <w:tc>
           <w:tcPr>
-            <w:tcW w:w="2915" w:type="dxa"/>
-          </w:tcPr>
-          <w:p>
-            <w:pPr>
-              <w:rPr>
-                <w:rFonts w:ascii="Footlight MT Light" w:hAnsi="Footlight MT Light"/>
-                <w:sz w:val="24"/>
-                <w:szCs w:val="24"/>
-              </w:rPr>
-            </w:pPr>
-            <w:r>
-              <w:rPr>
-                <w:rFonts w:ascii="Footlight MT Light" w:hAnsi="Footlight MT Light"/>
+            <w:tcW w:w="2427" w:type="dxa"/>
+          </w:tcPr>
+          <w:p>
+            <w:pPr>
+              <w:rPr>
+                <w:rFonts w:ascii="Footlight MT Light" w:hAnsi="Footlight MT Light"/>
+                <w:b/>
+                <w:sz w:val="24"/>
+                <w:szCs w:val="24"/>
+              </w:rPr>
+            </w:pPr>
+            <w:r>
+              <w:rPr>
+                <w:rFonts w:ascii="Footlight MT Light" w:hAnsi="Footlight MT Light"/>
+                <w:b/>
                 <w:sz w:val="24"/>
                 <w:szCs w:val="24"/>
               </w:rPr>
@@ -1467,59 +1469,138 @@
         </w:trPr>
         <w:tc>
           <w:tcPr>
-            <w:tcW w:w="562" w:type="dxa"/>
-          </w:tcPr>
-          <w:p>
-            <w:pPr>
-              <w:rPr>
-                <w:rFonts w:ascii="Footlight MT Light" w:hAnsi="Footlight MT Light"/>
-                <w:sz w:val="24"/>
-                <w:szCs w:val="24"/>
-              </w:rPr>
-            </w:pPr>
-            <w:r>
-              <w:rPr>
-                <w:rFonts w:ascii="Footlight MT Light" w:hAnsi="Footlight MT Light"/>
-                <w:sz w:val="24"/>
-                <w:szCs w:val="24"/>
-              </w:rPr>
-              <w:t>1.</w:t>
-            </w:r>
-          </w:p>
-        </w:tc>
-        <w:tc>
-          <w:tcPr>
-            <w:tcW w:w="3440" w:type="dxa"/>
-          </w:tcPr>
-          <w:p>
-            <w:pPr>
-              <w:rPr>
-                <w:rFonts w:ascii="Footlight MT Light" w:hAnsi="Footlight MT Light"/>
-                <w:sz w:val="24"/>
-                <w:szCs w:val="24"/>
-              </w:rPr>
-            </w:pPr>
-            <w:r>
-              <w:rPr>
-                <w:rFonts w:ascii="Footlight MT Light" w:hAnsi="Footlight MT Light"/>
-                <w:sz w:val="24"/>
-                <w:szCs w:val="24"/>
-              </w:rPr>
-              <w:t>Mr. S</w:t>
-            </w:r>
-            <w:r>
-              <w:rPr>
-                <w:rFonts w:ascii="Footlight MT Light" w:hAnsi="Footlight MT Light"/>
-                <w:sz w:val="24"/>
-                <w:szCs w:val="24"/>
-              </w:rPr>
-              <w:t>imon Indimuli, OGW, MBS</w:t>
-            </w:r>
-          </w:p>
-        </w:tc>
-        <w:tc>
-          <w:tcPr>
-            <w:tcW w:w="2513" w:type="dxa"/>
+            <w:tcW w:w="846" w:type="dxa"/>
+          </w:tcPr>
+          <w:p>
+            <w:pPr>
+              <w:pStyle w:val="ListParagraph"/>
+              <w:numPr>
+                <w:ilvl w:val="0"/>
+                <w:numId w:val="18"/>
+              </w:numPr>
+              <w:rPr>
+                <w:rFonts w:ascii="Footlight MT Light" w:hAnsi="Footlight MT Light"/>
+                <w:sz w:val="24"/>
+                <w:szCs w:val="24"/>
+              </w:rPr>
+            </w:pPr>
+          </w:p>
+        </w:tc>
+        <w:tc>
+          <w:tcPr>
+            <w:tcW w:w="3738" w:type="dxa"/>
+          </w:tcPr>
+          <w:p>
+            <w:pPr>
+              <w:rPr>
+                <w:rFonts w:ascii="Footlight MT Light" w:hAnsi="Footlight MT Light"/>
+                <w:sz w:val="24"/>
+                <w:szCs w:val="24"/>
+              </w:rPr>
+            </w:pPr>
+            <w:r>
+              <w:rPr>
+                <w:rFonts w:ascii="Footlight MT Light" w:hAnsi="Footlight MT Light"/>
+                <w:sz w:val="24"/>
+                <w:szCs w:val="24"/>
+              </w:rPr>
+              <w:t>Dr. Peter Gichuhi Mwethera, PhD, MBS</w:t>
+            </w:r>
+          </w:p>
+        </w:tc>
+        <w:tc>
+          <w:tcPr>
+            <w:tcW w:w="2339" w:type="dxa"/>
+          </w:tcPr>
+          <w:p>
+            <w:pPr>
+              <w:rPr>
+                <w:rFonts w:ascii="Footlight MT Light" w:hAnsi="Footlight MT Light"/>
+                <w:sz w:val="24"/>
+                <w:szCs w:val="24"/>
+              </w:rPr>
+            </w:pPr>
+            <w:r>
+              <w:rPr>
+                <w:rFonts w:ascii="Footlight MT Light" w:hAnsi="Footlight MT Light"/>
+                <w:sz w:val="24"/>
+                <w:szCs w:val="24"/>
+              </w:rPr>
+              <w:t>DG/CEO</w:t>
+            </w:r>
+          </w:p>
+        </w:tc>
+        <w:tc>
+          <w:tcPr>
+            <w:tcW w:w="2427" w:type="dxa"/>
+          </w:tcPr>
+          <w:p>
+            <w:pPr>
+              <w:rPr>
+                <w:rFonts w:ascii="Footlight MT Light" w:hAnsi="Footlight MT Light"/>
+                <w:sz w:val="24"/>
+                <w:szCs w:val="24"/>
+              </w:rPr>
+            </w:pPr>
+            <w:r>
+              <w:rPr>
+                <w:rFonts w:ascii="Footlight MT Light" w:hAnsi="Footlight MT Light"/>
+                <w:sz w:val="24"/>
+                <w:szCs w:val="24"/>
+              </w:rPr>
+              <w:t>KIPRE</w:t>
+            </w:r>
+          </w:p>
+        </w:tc>
+      </w:tr>
+      <w:tr>
+        <w:trPr>
+          <w:trHeight w:val="465"/>
+        </w:trPr>
+        <w:tc>
+          <w:tcPr>
+            <w:tcW w:w="846" w:type="dxa"/>
+          </w:tcPr>
+          <w:p>
+            <w:pPr>
+              <w:pStyle w:val="ListParagraph"/>
+              <w:numPr>
+                <w:ilvl w:val="0"/>
+                <w:numId w:val="18"/>
+              </w:numPr>
+              <w:rPr>
+                <w:rFonts w:ascii="Footlight MT Light" w:hAnsi="Footlight MT Light"/>
+                <w:sz w:val="24"/>
+                <w:szCs w:val="24"/>
+              </w:rPr>
+            </w:pPr>
+          </w:p>
+        </w:tc>
+        <w:tc>
+          <w:tcPr>
+            <w:tcW w:w="3738" w:type="dxa"/>
+          </w:tcPr>
+          <w:p>
+            <w:pPr>
+              <w:rPr>
+                <w:rFonts w:ascii="Footlight MT Light" w:hAnsi="Footlight MT Light"/>
+                <w:sz w:val="24"/>
+                <w:szCs w:val="24"/>
+              </w:rPr>
+            </w:pPr>
+            <w:r>
+              <w:rPr>
+                <w:rFonts w:ascii="Footlight MT Light" w:hAnsi="Footlight MT Light"/>
+                <w:sz w:val="24"/>
+                <w:szCs w:val="24"/>
+              </w:rPr>
+              <w:t>Mr. Simon Indimuli, OGW, MBS</w:t>
+            </w:r>
+          </w:p>
+        </w:tc>
+        <w:tc>
+          <w:tcPr>
+            <w:tcW w:w="2339" w:type="dxa"/>
           </w:tcPr>
           <w:p>
             <w:pPr>
@@ -1541,7 +1622,7 @@
         </w:tc>
         <w:tc>
           <w:tcPr>
-            <w:tcW w:w="2915" w:type="dxa"/>
+            <w:tcW w:w="2427" w:type="dxa"/>
           </w:tcPr>
           <w:p>
             <w:pPr>
@@ -1568,29 +1649,26 @@
         </w:trPr>
         <w:tc>
           <w:tcPr>
-            <w:tcW w:w="562" w:type="dxa"/>
-          </w:tcPr>
-          <w:p>
-            <w:pPr>
-              <w:rPr>
-                <w:rFonts w:ascii="Footlight MT Light" w:hAnsi="Footlight MT Light"/>
-                <w:sz w:val="24"/>
-                <w:szCs w:val="24"/>
-              </w:rPr>
-            </w:pPr>
-            <w:r>
-              <w:rPr>
-                <w:rFonts w:ascii="Footlight MT Light" w:hAnsi="Footlight MT Light"/>
-                <w:sz w:val="24"/>
-                <w:szCs w:val="24"/>
-              </w:rPr>
-              <w:t>2.</w:t>
-            </w:r>
-          </w:p>
-        </w:tc>
-        <w:tc>
-          <w:tcPr>
-            <w:tcW w:w="3440" w:type="dxa"/>
+            <w:tcW w:w="846" w:type="dxa"/>
+          </w:tcPr>
+          <w:p>
+            <w:pPr>
+              <w:pStyle w:val="ListParagraph"/>
+              <w:numPr>
+                <w:ilvl w:val="0"/>
+                <w:numId w:val="18"/>
+              </w:numPr>
+              <w:rPr>
+                <w:rFonts w:ascii="Footlight MT Light" w:hAnsi="Footlight MT Light"/>
+                <w:sz w:val="24"/>
+                <w:szCs w:val="24"/>
+              </w:rPr>
+            </w:pPr>
+          </w:p>
+        </w:tc>
+        <w:tc>
+          <w:tcPr>
+            <w:tcW w:w="3738" w:type="dxa"/>
           </w:tcPr>
           <w:p>
             <w:pPr>
@@ -1612,7 +1690,7 @@
         </w:tc>
         <w:tc>
           <w:tcPr>
-            <w:tcW w:w="2513" w:type="dxa"/>
+            <w:tcW w:w="2339" w:type="dxa"/>
           </w:tcPr>
           <w:p>
             <w:pPr>
@@ -1634,7 +1712,7 @@
         </w:tc>
         <w:tc>
           <w:tcPr>
-            <w:tcW w:w="2915" w:type="dxa"/>
+            <w:tcW w:w="2427" w:type="dxa"/>
           </w:tcPr>
           <w:p>
             <w:pPr>
@@ -1661,89 +1739,70 @@
         </w:trPr>
         <w:tc>
           <w:tcPr>
-            <w:tcW w:w="562" w:type="dxa"/>
-          </w:tcPr>
-          <w:p>
-            <w:pPr>
-              <w:rPr>
-                <w:rFonts w:ascii="Footlight MT Light" w:hAnsi="Footlight MT Light"/>
-                <w:sz w:val="24"/>
-                <w:szCs w:val="24"/>
-              </w:rPr>
-            </w:pPr>
-            <w:r>
-              <w:rPr>
-                <w:rFonts w:ascii="Footlight MT Light" w:hAnsi="Footlight MT Light"/>
-                <w:sz w:val="24"/>
-                <w:szCs w:val="24"/>
-              </w:rPr>
-              <w:t xml:space="preserve">3. </w:t>
-            </w:r>
-          </w:p>
-        </w:tc>
-        <w:tc>
-          <w:tcPr>
-            <w:tcW w:w="3440" w:type="dxa"/>
-          </w:tcPr>
-          <w:p>
-            <w:pPr>
-              <w:rPr>
-                <w:rFonts w:ascii="Footlight MT Light" w:hAnsi="Footlight MT Light"/>
-                <w:sz w:val="24"/>
-                <w:szCs w:val="24"/>
-              </w:rPr>
-            </w:pPr>
-            <w:r>
-              <w:rPr>
-                <w:rFonts w:ascii="Footlight MT Light" w:hAnsi="Footlight MT Light"/>
-                <w:sz w:val="24"/>
-                <w:szCs w:val="24"/>
-              </w:rPr>
-              <w:t xml:space="preserve">Mrs. </w:t>
-            </w:r>
-            <w:r>
-              <w:rPr>
-                <w:rFonts w:ascii="Footlight MT Light" w:hAnsi="Footlight MT Light"/>
-                <w:sz w:val="24"/>
-                <w:szCs w:val="24"/>
-              </w:rPr>
-              <w:t>Cecilia Mbothu</w:t>
-            </w:r>
-          </w:p>
-        </w:tc>
-        <w:tc>
-          <w:tcPr>
-            <w:tcW w:w="2513" w:type="dxa"/>
-          </w:tcPr>
-          <w:p>
-            <w:pPr>
-              <w:rPr>
-                <w:rFonts w:ascii="Footlight MT Light" w:hAnsi="Footlight MT Light"/>
-                <w:sz w:val="24"/>
-                <w:szCs w:val="24"/>
-              </w:rPr>
-            </w:pPr>
-            <w:r>
-              <w:rPr>
-                <w:rFonts w:ascii="Footlight MT Light" w:hAnsi="Footlight MT Light"/>
-                <w:sz w:val="24"/>
-                <w:szCs w:val="24"/>
-              </w:rPr>
-              <w:t>Senior Governance O</w:t>
-            </w:r>
-            <w:r>
-              <w:rPr>
-                <w:rFonts w:ascii="Footlight MT Light" w:hAnsi="Footlight MT Light"/>
-                <w:sz w:val="24"/>
-                <w:szCs w:val="24"/>
-              </w:rPr>
-              <w:t>fficer</w:t>
-            </w:r>
-          </w:p>
-        </w:tc>
-        <w:tc>
-          <w:tcPr>
-            <w:tcW w:w="2915" w:type="dxa"/>
+            <w:tcW w:w="846" w:type="dxa"/>
+          </w:tcPr>
+          <w:p>
+            <w:pPr>
+              <w:pStyle w:val="ListParagraph"/>
+              <w:numPr>
+                <w:ilvl w:val="0"/>
+                <w:numId w:val="18"/>
+              </w:numPr>
+              <w:rPr>
+                <w:rFonts w:ascii="Footlight MT Light" w:hAnsi="Footlight MT Light"/>
+                <w:sz w:val="24"/>
+                <w:szCs w:val="24"/>
+              </w:rPr>
+            </w:pPr>
+          </w:p>
+        </w:tc>
+        <w:tc>
+          <w:tcPr>
+            <w:tcW w:w="3738" w:type="dxa"/>
+          </w:tcPr>
+          <w:p>
+            <w:pPr>
+              <w:rPr>
+                <w:rFonts w:ascii="Footlight MT Light" w:hAnsi="Footlight MT Light"/>
+                <w:sz w:val="24"/>
+                <w:szCs w:val="24"/>
+              </w:rPr>
+            </w:pPr>
+            <w:r>
+              <w:rPr>
+                <w:rFonts w:ascii="Footlight MT Light" w:hAnsi="Footlight MT Light"/>
+                <w:sz w:val="24"/>
+                <w:szCs w:val="24"/>
+              </w:rPr>
+              <w:t>Mrs. Cecilia Mbothu</w:t>
+            </w:r>
+          </w:p>
+        </w:tc>
+        <w:tc>
+          <w:tcPr>
+            <w:tcW w:w="2339" w:type="dxa"/>
+          </w:tcPr>
+          <w:p>
+            <w:pPr>
+              <w:rPr>
+                <w:rFonts w:ascii="Footlight MT Light" w:hAnsi="Footlight MT Light"/>
+                <w:sz w:val="24"/>
+                <w:szCs w:val="24"/>
+              </w:rPr>
+            </w:pPr>
+            <w:r>
+              <w:rPr>
+                <w:rFonts w:ascii="Footlight MT Light" w:hAnsi="Footlight MT Light"/>
+                <w:sz w:val="24"/>
+                <w:szCs w:val="24"/>
+              </w:rPr>
+              <w:t>Senior Governance Officer</w:t>
+            </w:r>
+          </w:p>
+        </w:tc>
+        <w:tc>
+          <w:tcPr>
+            <w:tcW w:w="2427" w:type="dxa"/>
           </w:tcPr>
           <w:p>
             <w:pPr>
@@ -1770,29 +1829,26 @@
         </w:trPr>
         <w:tc>
           <w:tcPr>
-            <w:tcW w:w="562" w:type="dxa"/>
-          </w:tcPr>
-          <w:p>
-            <w:pPr>
-              <w:rPr>
-                <w:rFonts w:ascii="Footlight MT Light" w:hAnsi="Footlight MT Light"/>
-                <w:sz w:val="24"/>
-                <w:szCs w:val="24"/>
-              </w:rPr>
-            </w:pPr>
-            <w:r>
-              <w:rPr>
-                <w:rFonts w:ascii="Footlight MT Light" w:hAnsi="Footlight MT Light"/>
-                <w:sz w:val="24"/>
-                <w:szCs w:val="24"/>
-              </w:rPr>
-              <w:t xml:space="preserve">4. </w:t>
-            </w:r>
-          </w:p>
-        </w:tc>
-        <w:tc>
-          <w:tcPr>
-            <w:tcW w:w="3440" w:type="dxa"/>
+            <w:tcW w:w="846" w:type="dxa"/>
+          </w:tcPr>
+          <w:p>
+            <w:pPr>
+              <w:pStyle w:val="ListParagraph"/>
+              <w:numPr>
+                <w:ilvl w:val="0"/>
+                <w:numId w:val="18"/>
+              </w:numPr>
+              <w:rPr>
+                <w:rFonts w:ascii="Footlight MT Light" w:hAnsi="Footlight MT Light"/>
+                <w:sz w:val="24"/>
+                <w:szCs w:val="24"/>
+              </w:rPr>
+            </w:pPr>
+          </w:p>
+        </w:tc>
+        <w:tc>
+          <w:tcPr>
+            <w:tcW w:w="3738" w:type="dxa"/>
           </w:tcPr>
           <w:p>
             <w:pPr>
@@ -1814,7 +1870,7 @@
         </w:tc>
         <w:tc>
           <w:tcPr>
-            <w:tcW w:w="2513" w:type="dxa"/>
+            <w:tcW w:w="2339" w:type="dxa"/>
           </w:tcPr>
           <w:p>
             <w:pPr>
@@ -1836,7 +1892,187 @@
         </w:tc>
         <w:tc>
           <w:tcPr>
-            <w:tcW w:w="2915" w:type="dxa"/>
+            <w:tcW w:w="2427" w:type="dxa"/>
+          </w:tcPr>
+          <w:p>
+            <w:pPr>
+              <w:rPr>
+                <w:rFonts w:ascii="Footlight MT Light" w:hAnsi="Footlight MT Light"/>
+                <w:sz w:val="24"/>
+                <w:szCs w:val="24"/>
+              </w:rPr>
+            </w:pPr>
+            <w:r>
+              <w:rPr>
+                <w:rFonts w:ascii="Footlight MT Light" w:hAnsi="Footlight MT Light"/>
+                <w:sz w:val="24"/>
+                <w:szCs w:val="24"/>
+              </w:rPr>
+              <w:t>KIPRE</w:t>
+            </w:r>
+          </w:p>
+        </w:tc>
+      </w:tr>
+      <w:tr>
+        <w:trPr>
+          <w:trHeight w:val="485"/>
+        </w:trPr>
+        <w:tc>
+          <w:tcPr>
+            <w:tcW w:w="846" w:type="dxa"/>
+          </w:tcPr>
+          <w:p>
+            <w:pPr>
+              <w:pStyle w:val="ListParagraph"/>
+              <w:numPr>
+                <w:ilvl w:val="0"/>
+                <w:numId w:val="18"/>
+              </w:numPr>
+              <w:rPr>
+                <w:rFonts w:ascii="Footlight MT Light" w:hAnsi="Footlight MT Light"/>
+                <w:sz w:val="24"/>
+                <w:szCs w:val="24"/>
+              </w:rPr>
+            </w:pPr>
+          </w:p>
+        </w:tc>
+        <w:tc>
+          <w:tcPr>
+            <w:tcW w:w="3738" w:type="dxa"/>
+          </w:tcPr>
+          <w:p>
+            <w:pPr>
+              <w:rPr>
+                <w:rFonts w:ascii="Footlight MT Light" w:hAnsi="Footlight MT Light"/>
+                <w:sz w:val="24"/>
+                <w:szCs w:val="24"/>
+              </w:rPr>
+            </w:pPr>
+            <w:r>
+              <w:rPr>
+                <w:rFonts w:ascii="Footlight MT Light" w:hAnsi="Footlight MT Light"/>
+                <w:sz w:val="24"/>
+                <w:szCs w:val="24"/>
+              </w:rPr>
+              <w:t>Dr. Atunga Nyacheo, PhD, OGW</w:t>
+            </w:r>
+          </w:p>
+        </w:tc>
+        <w:tc>
+          <w:tcPr>
+            <w:tcW w:w="2339" w:type="dxa"/>
+          </w:tcPr>
+          <w:p>
+            <w:pPr>
+              <w:rPr>
+                <w:rFonts w:ascii="Footlight MT Light" w:hAnsi="Footlight MT Light"/>
+                <w:sz w:val="24"/>
+                <w:szCs w:val="24"/>
+              </w:rPr>
+            </w:pPr>
+            <w:r>
+              <w:rPr>
+                <w:rFonts w:ascii="Footlight MT Light" w:hAnsi="Footlight MT Light"/>
+                <w:sz w:val="24"/>
+                <w:szCs w:val="24"/>
+              </w:rPr>
+              <w:t>Member HRMC</w:t>
+            </w:r>
+          </w:p>
+        </w:tc>
+        <w:tc>
+          <w:tcPr>
+            <w:tcW w:w="2427" w:type="dxa"/>
+          </w:tcPr>
+          <w:p>
+            <w:pPr>
+              <w:rPr>
+                <w:rFonts w:ascii="Footlight MT Light" w:hAnsi="Footlight MT Light"/>
+                <w:sz w:val="24"/>
+                <w:szCs w:val="24"/>
+              </w:rPr>
+            </w:pPr>
+            <w:r>
+              <w:rPr>
+                <w:rFonts w:ascii="Footlight MT Light" w:hAnsi="Footlight MT Light"/>
+                <w:sz w:val="24"/>
+                <w:szCs w:val="24"/>
+              </w:rPr>
+              <w:t>KIPRE</w:t>
+            </w:r>
+          </w:p>
+        </w:tc>
+      </w:tr>
+      <w:tr>
+        <w:trPr>
+          <w:trHeight w:val="485"/>
+        </w:trPr>
+        <w:tc>
+          <w:tcPr>
+            <w:tcW w:w="846" w:type="dxa"/>
+          </w:tcPr>
+          <w:p>
+            <w:pPr>
+              <w:pStyle w:val="ListParagraph"/>
+              <w:numPr>
+                <w:ilvl w:val="0"/>
+                <w:numId w:val="18"/>
+              </w:numPr>
+              <w:rPr>
+                <w:rFonts w:ascii="Footlight MT Light" w:hAnsi="Footlight MT Light"/>
+                <w:sz w:val="24"/>
+                <w:szCs w:val="24"/>
+              </w:rPr>
+            </w:pPr>
+          </w:p>
+        </w:tc>
+        <w:tc>
+          <w:tcPr>
+            <w:tcW w:w="3738" w:type="dxa"/>
+          </w:tcPr>
+          <w:p>
+            <w:pPr>
+              <w:rPr>
+                <w:rFonts w:ascii="Footlight MT Light" w:hAnsi="Footlight MT Light"/>
+                <w:sz w:val="24"/>
+                <w:szCs w:val="24"/>
+              </w:rPr>
+            </w:pPr>
+            <w:r>
+              <w:rPr>
+                <w:rFonts w:ascii="Footlight MT Light" w:hAnsi="Footlight MT Light"/>
+                <w:sz w:val="24"/>
+                <w:szCs w:val="24"/>
+              </w:rPr>
+              <w:t>Dr. Jael Obiero, PhD</w:t>
+            </w:r>
+          </w:p>
+        </w:tc>
+        <w:tc>
+          <w:tcPr>
+            <w:tcW w:w="2339" w:type="dxa"/>
+          </w:tcPr>
+          <w:p>
+            <w:pPr>
+              <w:rPr>
+                <w:rFonts w:ascii="Footlight MT Light" w:hAnsi="Footlight MT Light"/>
+                <w:sz w:val="24"/>
+                <w:szCs w:val="24"/>
+              </w:rPr>
+            </w:pPr>
+            <w:r>
+              <w:rPr>
+                <w:rFonts w:ascii="Footlight MT Light" w:hAnsi="Footlight MT Light"/>
+                <w:sz w:val="24"/>
+                <w:szCs w:val="24"/>
+              </w:rPr>
+              <w:t>Member HRMC</w:t>
+            </w:r>
+          </w:p>
+        </w:tc>
+        <w:tc>
+          <w:tcPr>
+            <w:tcW w:w="2427" w:type="dxa"/>
           </w:tcPr>
           <w:p>
             <w:pPr>
@@ -1863,29 +2099,26 @@
         </w:trPr>
         <w:tc>
           <w:tcPr>
-            <w:tcW w:w="562" w:type="dxa"/>
-          </w:tcPr>
-          <w:p>
-            <w:pPr>
-              <w:rPr>
-                <w:rFonts w:ascii="Footlight MT Light" w:hAnsi="Footlight MT Light"/>
-                <w:sz w:val="24"/>
-                <w:szCs w:val="24"/>
-              </w:rPr>
-            </w:pPr>
-            <w:r>
-              <w:rPr>
-                <w:rFonts w:ascii="Footlight MT Light" w:hAnsi="Footlight MT Light"/>
-                <w:sz w:val="24"/>
-                <w:szCs w:val="24"/>
-              </w:rPr>
-              <w:t xml:space="preserve">5. </w:t>
-            </w:r>
-          </w:p>
-        </w:tc>
-        <w:tc>
-          <w:tcPr>
-            <w:tcW w:w="3440" w:type="dxa"/>
+            <w:tcW w:w="846" w:type="dxa"/>
+          </w:tcPr>
+          <w:p>
+            <w:pPr>
+              <w:pStyle w:val="ListParagraph"/>
+              <w:numPr>
+                <w:ilvl w:val="0"/>
+                <w:numId w:val="18"/>
+              </w:numPr>
+              <w:rPr>
+                <w:rFonts w:ascii="Footlight MT Light" w:hAnsi="Footlight MT Light"/>
+                <w:sz w:val="24"/>
+                <w:szCs w:val="24"/>
+              </w:rPr>
+            </w:pPr>
+          </w:p>
+        </w:tc>
+        <w:tc>
+          <w:tcPr>
+            <w:tcW w:w="3738" w:type="dxa"/>
           </w:tcPr>
           <w:p>
             <w:pPr>
@@ -1907,7 +2140,7 @@
         </w:tc>
         <w:tc>
           <w:tcPr>
-            <w:tcW w:w="2513" w:type="dxa"/>
+            <w:tcW w:w="2339" w:type="dxa"/>
           </w:tcPr>
           <w:p>
             <w:pPr>
@@ -1929,7 +2162,7 @@
         </w:tc>
         <w:tc>
           <w:tcPr>
-            <w:tcW w:w="2915" w:type="dxa"/>
+            <w:tcW w:w="2427" w:type="dxa"/>
           </w:tcPr>
           <w:p>
             <w:pPr>
@@ -1956,29 +2189,26 @@
         </w:trPr>
         <w:tc>
           <w:tcPr>
-            <w:tcW w:w="562" w:type="dxa"/>
-          </w:tcPr>
-          <w:p>
-            <w:pPr>
-              <w:rPr>
-                <w:rFonts w:ascii="Footlight MT Light" w:hAnsi="Footlight MT Light"/>
-                <w:sz w:val="24"/>
-                <w:szCs w:val="24"/>
-              </w:rPr>
-            </w:pPr>
-            <w:r>
-              <w:rPr>
-                <w:rFonts w:ascii="Footlight MT Light" w:hAnsi="Footlight MT Light"/>
-                <w:sz w:val="24"/>
-                <w:szCs w:val="24"/>
-              </w:rPr>
-              <w:t>6.</w:t>
-            </w:r>
-          </w:p>
-        </w:tc>
-        <w:tc>
-          <w:tcPr>
-            <w:tcW w:w="3440" w:type="dxa"/>
+            <w:tcW w:w="846" w:type="dxa"/>
+          </w:tcPr>
+          <w:p>
+            <w:pPr>
+              <w:pStyle w:val="ListParagraph"/>
+              <w:numPr>
+                <w:ilvl w:val="0"/>
+                <w:numId w:val="18"/>
+              </w:numPr>
+              <w:rPr>
+                <w:rFonts w:ascii="Footlight MT Light" w:hAnsi="Footlight MT Light"/>
+                <w:sz w:val="24"/>
+                <w:szCs w:val="24"/>
+              </w:rPr>
+            </w:pPr>
+          </w:p>
+        </w:tc>
+        <w:tc>
+          <w:tcPr>
+            <w:tcW w:w="3738" w:type="dxa"/>
           </w:tcPr>
           <w:p>
             <w:pPr>
@@ -2000,7 +2230,7 @@
         </w:tc>
         <w:tc>
           <w:tcPr>
-            <w:tcW w:w="2513" w:type="dxa"/>
+            <w:tcW w:w="2339" w:type="dxa"/>
           </w:tcPr>
           <w:p>
             <w:pPr>
@@ -2022,7 +2252,7 @@
         </w:tc>
         <w:tc>
           <w:tcPr>
-            <w:tcW w:w="2915" w:type="dxa"/>
+            <w:tcW w:w="2427" w:type="dxa"/>
           </w:tcPr>
           <w:p>
             <w:pPr>
@@ -2049,29 +2279,26 @@
         </w:trPr>
         <w:tc>
           <w:tcPr>
-            <w:tcW w:w="562" w:type="dxa"/>
-          </w:tcPr>
-          <w:p>
-            <w:pPr>
-              <w:rPr>
-                <w:rFonts w:ascii="Footlight MT Light" w:hAnsi="Footlight MT Light"/>
-                <w:sz w:val="24"/>
-                <w:szCs w:val="24"/>
-              </w:rPr>
-            </w:pPr>
-            <w:r>
-              <w:rPr>
-                <w:rFonts w:ascii="Footlight MT Light" w:hAnsi="Footlight MT Light"/>
-                <w:sz w:val="24"/>
-                <w:szCs w:val="24"/>
-              </w:rPr>
-              <w:t xml:space="preserve">7. </w:t>
-            </w:r>
-          </w:p>
-        </w:tc>
-        <w:tc>
-          <w:tcPr>
-            <w:tcW w:w="3440" w:type="dxa"/>
+            <w:tcW w:w="846" w:type="dxa"/>
+          </w:tcPr>
+          <w:p>
+            <w:pPr>
+              <w:pStyle w:val="ListParagraph"/>
+              <w:numPr>
+                <w:ilvl w:val="0"/>
+                <w:numId w:val="18"/>
+              </w:numPr>
+              <w:rPr>
+                <w:rFonts w:ascii="Footlight MT Light" w:hAnsi="Footlight MT Light"/>
+                <w:sz w:val="24"/>
+                <w:szCs w:val="24"/>
+              </w:rPr>
+            </w:pPr>
+          </w:p>
+        </w:tc>
+        <w:tc>
+          <w:tcPr>
+            <w:tcW w:w="3738" w:type="dxa"/>
           </w:tcPr>
           <w:p>
             <w:pPr>
@@ -2093,7 +2320,7 @@
         </w:tc>
         <w:tc>
           <w:tcPr>
-            <w:tcW w:w="2513" w:type="dxa"/>
+            <w:tcW w:w="2339" w:type="dxa"/>
           </w:tcPr>
           <w:p>
             <w:pPr>
@@ -2115,7 +2342,7 @@
         </w:tc>
         <w:tc>
           <w:tcPr>
-            <w:tcW w:w="2915" w:type="dxa"/>
+            <w:tcW w:w="2427" w:type="dxa"/>
           </w:tcPr>
           <w:p>
             <w:pPr>
@@ -2142,29 +2369,26 @@
         </w:trPr>
         <w:tc>
           <w:tcPr>
-            <w:tcW w:w="562" w:type="dxa"/>
-          </w:tcPr>
-          <w:p>
-            <w:pPr>
-              <w:rPr>
-                <w:rFonts w:ascii="Footlight MT Light" w:hAnsi="Footlight MT Light"/>
-                <w:sz w:val="24"/>
-                <w:szCs w:val="24"/>
-              </w:rPr>
-            </w:pPr>
-            <w:r>
-              <w:rPr>
-                <w:rFonts w:ascii="Footlight MT Light" w:hAnsi="Footlight MT Light"/>
-                <w:sz w:val="24"/>
-                <w:szCs w:val="24"/>
-              </w:rPr>
-              <w:t>8.</w:t>
-            </w:r>
-          </w:p>
-        </w:tc>
-        <w:tc>
-          <w:tcPr>
-            <w:tcW w:w="3440" w:type="dxa"/>
+            <w:tcW w:w="846" w:type="dxa"/>
+          </w:tcPr>
+          <w:p>
+            <w:pPr>
+              <w:pStyle w:val="ListParagraph"/>
+              <w:numPr>
+                <w:ilvl w:val="0"/>
+                <w:numId w:val="18"/>
+              </w:numPr>
+              <w:rPr>
+                <w:rFonts w:ascii="Footlight MT Light" w:hAnsi="Footlight MT Light"/>
+                <w:sz w:val="24"/>
+                <w:szCs w:val="24"/>
+              </w:rPr>
+            </w:pPr>
+          </w:p>
+        </w:tc>
+        <w:tc>
+          <w:tcPr>
+            <w:tcW w:w="3738" w:type="dxa"/>
           </w:tcPr>
           <w:p>
             <w:pPr>
@@ -2186,7 +2410,7 @@
         </w:tc>
         <w:tc>
           <w:tcPr>
-            <w:tcW w:w="2513" w:type="dxa"/>
+            <w:tcW w:w="2339" w:type="dxa"/>
           </w:tcPr>
           <w:p>
             <w:pPr>
@@ -2208,7 +2432,7 @@
         </w:tc>
         <w:tc>
           <w:tcPr>
-            <w:tcW w:w="2915" w:type="dxa"/>
+            <w:tcW w:w="2427" w:type="dxa"/>
           </w:tcPr>
           <w:p>
             <w:pPr>
@@ -2235,29 +2459,26 @@
         </w:trPr>
         <w:tc>
           <w:tcPr>
-            <w:tcW w:w="562" w:type="dxa"/>
-          </w:tcPr>
-          <w:p>
-            <w:pPr>
-              <w:rPr>
-                <w:rFonts w:ascii="Footlight MT Light" w:hAnsi="Footlight MT Light"/>
-                <w:sz w:val="24"/>
-                <w:szCs w:val="24"/>
-              </w:rPr>
-            </w:pPr>
-            <w:r>
-              <w:rPr>
-                <w:rFonts w:ascii="Footlight MT Light" w:hAnsi="Footlight MT Light"/>
-                <w:sz w:val="24"/>
-                <w:szCs w:val="24"/>
-              </w:rPr>
-              <w:t xml:space="preserve">9. </w:t>
-            </w:r>
-          </w:p>
-        </w:tc>
-        <w:tc>
-          <w:tcPr>
-            <w:tcW w:w="3440" w:type="dxa"/>
+            <w:tcW w:w="846" w:type="dxa"/>
+          </w:tcPr>
+          <w:p>
+            <w:pPr>
+              <w:pStyle w:val="ListParagraph"/>
+              <w:numPr>
+                <w:ilvl w:val="0"/>
+                <w:numId w:val="18"/>
+              </w:numPr>
+              <w:rPr>
+                <w:rFonts w:ascii="Footlight MT Light" w:hAnsi="Footlight MT Light"/>
+                <w:sz w:val="24"/>
+                <w:szCs w:val="24"/>
+              </w:rPr>
+            </w:pPr>
+          </w:p>
+        </w:tc>
+        <w:tc>
+          <w:tcPr>
+            <w:tcW w:w="3738" w:type="dxa"/>
           </w:tcPr>
           <w:p>
             <w:pPr>
@@ -2279,7 +2500,7 @@
         </w:tc>
         <w:tc>
           <w:tcPr>
-            <w:tcW w:w="2513" w:type="dxa"/>
+            <w:tcW w:w="2339" w:type="dxa"/>
           </w:tcPr>
           <w:p>
             <w:pPr>
@@ -2301,7 +2522,7 @@
         </w:tc>
         <w:tc>
           <w:tcPr>
-            <w:tcW w:w="2915" w:type="dxa"/>
+            <w:tcW w:w="2427" w:type="dxa"/>
           </w:tcPr>
           <w:p>
             <w:pPr>
@@ -2328,29 +2549,26 @@
         </w:trPr>
         <w:tc>
           <w:tcPr>
-            <w:tcW w:w="562" w:type="dxa"/>
-          </w:tcPr>
-          <w:p>
-            <w:pPr>
-              <w:rPr>
-                <w:rFonts w:ascii="Footlight MT Light" w:hAnsi="Footlight MT Light"/>
-                <w:sz w:val="24"/>
-                <w:szCs w:val="24"/>
-              </w:rPr>
-            </w:pPr>
-            <w:r>
-              <w:rPr>
-                <w:rFonts w:ascii="Footlight MT Light" w:hAnsi="Footlight MT Light"/>
-                <w:sz w:val="24"/>
-                <w:szCs w:val="24"/>
-              </w:rPr>
-              <w:t>10.</w:t>
-            </w:r>
-          </w:p>
-        </w:tc>
-        <w:tc>
-          <w:tcPr>
-            <w:tcW w:w="3440" w:type="dxa"/>
+            <w:tcW w:w="846" w:type="dxa"/>
+          </w:tcPr>
+          <w:p>
+            <w:pPr>
+              <w:pStyle w:val="ListParagraph"/>
+              <w:numPr>
+                <w:ilvl w:val="0"/>
+                <w:numId w:val="18"/>
+              </w:numPr>
+              <w:rPr>
+                <w:rFonts w:ascii="Footlight MT Light" w:hAnsi="Footlight MT Light"/>
+                <w:sz w:val="24"/>
+                <w:szCs w:val="24"/>
+              </w:rPr>
+            </w:pPr>
+          </w:p>
+        </w:tc>
+        <w:tc>
+          <w:tcPr>
+            <w:tcW w:w="3738" w:type="dxa"/>
           </w:tcPr>
           <w:p>
             <w:pPr>
@@ -2372,7 +2590,7 @@
         </w:tc>
         <w:tc>
           <w:tcPr>
-            <w:tcW w:w="2513" w:type="dxa"/>
+            <w:tcW w:w="2339" w:type="dxa"/>
           </w:tcPr>
           <w:p>
             <w:pPr>
@@ -2394,7 +2612,7 @@
         </w:tc>
         <w:tc>
           <w:tcPr>
-            <w:tcW w:w="2915" w:type="dxa"/>
+            <w:tcW w:w="2427" w:type="dxa"/>
           </w:tcPr>
           <w:p>
             <w:pPr>
@@ -2421,29 +2639,26 @@
         </w:trPr>
         <w:tc>
           <w:tcPr>
-            <w:tcW w:w="562" w:type="dxa"/>
-          </w:tcPr>
-          <w:p>
-            <w:pPr>
-              <w:rPr>
-                <w:rFonts w:ascii="Footlight MT Light" w:hAnsi="Footlight MT Light"/>
-                <w:sz w:val="24"/>
-                <w:szCs w:val="24"/>
-              </w:rPr>
-            </w:pPr>
-            <w:r>
-              <w:rPr>
-                <w:rFonts w:ascii="Footlight MT Light" w:hAnsi="Footlight MT Light"/>
-                <w:sz w:val="24"/>
-                <w:szCs w:val="24"/>
-              </w:rPr>
-              <w:t xml:space="preserve">11. </w:t>
-            </w:r>
-          </w:p>
-        </w:tc>
-        <w:tc>
-          <w:tcPr>
-            <w:tcW w:w="3440" w:type="dxa"/>
+            <w:tcW w:w="846" w:type="dxa"/>
+          </w:tcPr>
+          <w:p>
+            <w:pPr>
+              <w:pStyle w:val="ListParagraph"/>
+              <w:numPr>
+                <w:ilvl w:val="0"/>
+                <w:numId w:val="18"/>
+              </w:numPr>
+              <w:rPr>
+                <w:rFonts w:ascii="Footlight MT Light" w:hAnsi="Footlight MT Light"/>
+                <w:sz w:val="24"/>
+                <w:szCs w:val="24"/>
+              </w:rPr>
+            </w:pPr>
+          </w:p>
+        </w:tc>
+        <w:tc>
+          <w:tcPr>
+            <w:tcW w:w="3738" w:type="dxa"/>
           </w:tcPr>
           <w:p>
             <w:pPr>
@@ -2465,7 +2680,7 @@
         </w:tc>
         <w:tc>
           <w:tcPr>
-            <w:tcW w:w="2513" w:type="dxa"/>
+            <w:tcW w:w="2339" w:type="dxa"/>
           </w:tcPr>
           <w:p>
             <w:pPr>
@@ -2495,7 +2710,7 @@
         </w:tc>
         <w:tc>
           <w:tcPr>
-            <w:tcW w:w="2915" w:type="dxa"/>
+            <w:tcW w:w="2427" w:type="dxa"/>
           </w:tcPr>
           <w:p>
             <w:pPr>
@@ -2522,29 +2737,26 @@
         </w:trPr>
         <w:tc>
           <w:tcPr>
-            <w:tcW w:w="562" w:type="dxa"/>
-          </w:tcPr>
-          <w:p>
-            <w:pPr>
-              <w:rPr>
-                <w:rFonts w:ascii="Footlight MT Light" w:hAnsi="Footlight MT Light"/>
-                <w:sz w:val="24"/>
-                <w:szCs w:val="24"/>
-              </w:rPr>
-            </w:pPr>
-            <w:r>
-              <w:rPr>
-                <w:rFonts w:ascii="Footlight MT Light" w:hAnsi="Footlight MT Light"/>
-                <w:sz w:val="24"/>
-                <w:szCs w:val="24"/>
-              </w:rPr>
-              <w:t xml:space="preserve">12. </w:t>
-            </w:r>
-          </w:p>
-        </w:tc>
-        <w:tc>
-          <w:tcPr>
-            <w:tcW w:w="3440" w:type="dxa"/>
+            <w:tcW w:w="846" w:type="dxa"/>
+          </w:tcPr>
+          <w:p>
+            <w:pPr>
+              <w:pStyle w:val="ListParagraph"/>
+              <w:numPr>
+                <w:ilvl w:val="0"/>
+                <w:numId w:val="18"/>
+              </w:numPr>
+              <w:rPr>
+                <w:rFonts w:ascii="Footlight MT Light" w:hAnsi="Footlight MT Light"/>
+                <w:sz w:val="24"/>
+                <w:szCs w:val="24"/>
+              </w:rPr>
+            </w:pPr>
+          </w:p>
+        </w:tc>
+        <w:tc>
+          <w:tcPr>
+            <w:tcW w:w="3738" w:type="dxa"/>
           </w:tcPr>
           <w:p>
             <w:pPr>
@@ -2566,7 +2778,7 @@
         </w:tc>
         <w:tc>
           <w:tcPr>
-            <w:tcW w:w="2513" w:type="dxa"/>
+            <w:tcW w:w="2339" w:type="dxa"/>
           </w:tcPr>
           <w:p>
             <w:pPr>
@@ -2596,7 +2808,7 @@
         </w:tc>
         <w:tc>
           <w:tcPr>
-            <w:tcW w:w="2915" w:type="dxa"/>
+            <w:tcW w:w="2427" w:type="dxa"/>
           </w:tcPr>
           <w:p>
             <w:pPr>
@@ -2694,15 +2906,7 @@
           <w:sz w:val="24"/>
           <w:szCs w:val="24"/>
         </w:rPr>
-        <w:t>Mr. Manene welcomed all participants and reiterated the purpose of the retreat, emphasizing the importance of developing guiding principles to facilitate the transition of KIPRE staff to the Institute's independent human resource framework following its delinking from the National M</w:t>
-      </w:r>
-      <w:r>
-        <w:rPr>
-          <w:rFonts w:ascii="Footlight MT Light" w:hAnsi="Footlight MT Light"/>
-          <w:sz w:val="24"/>
-          <w:szCs w:val="24"/>
-        </w:rPr>
-        <w:t>useums of Kenya.</w:t>
+        <w:t>Mr. Manene welcomed all participants and reiterated the purpose of the retreat, emphasizing the importance of developing guiding principles to facilitate the transition of KIPRE staff to the Institute's independent human resource framework following its delinking from the National Museums of Kenya.</w:t>
       </w:r>
     </w:p>
     <w:p>
@@ -2720,31 +2924,7 @@
           <w:sz w:val="24"/>
           <w:szCs w:val="24"/>
         </w:rPr>
-        <w:t xml:space="preserve">He further explained the rationale for engaging the State Corporations Advisory Committee (SCAC), noting that the Committee's technical guidance was essential in ensuring that the staff </w:t>
-      </w:r>
-      <w:r>
-        <w:rPr>
-          <w:rFonts w:ascii="Footlight MT Light" w:hAnsi="Footlight MT Light"/>
-          <w:sz w:val="24"/>
-          <w:szCs w:val="24"/>
-        </w:rPr>
-        <w:t>rationalization</w:t>
-      </w:r>
-      <w:r>
-        <w:rPr>
-          <w:rFonts w:ascii="Footlight MT Light" w:hAnsi="Footlight MT Light"/>
-          <w:sz w:val="24"/>
-          <w:szCs w:val="24"/>
-        </w:rPr>
-        <w:t xml:space="preserve"> process complied with government policies, public service regulations, and established best pr</w:t>
-      </w:r>
-      <w:r>
-        <w:rPr>
-          <w:rFonts w:ascii="Footlight MT Light" w:hAnsi="Footlight MT Light"/>
-          <w:sz w:val="24"/>
-          <w:szCs w:val="24"/>
-        </w:rPr>
-        <w:t>actices for State Corporations.</w:t>
+        <w:t>He further explained the rationale for engaging the State Corporations Advisory Committee (SCAC), noting that the Committee's technical guidance was essential in ensuring that the staff rationalization process complied with government policies, public service regulations, and established best practices for State Corporations.</w:t>
       </w:r>
     </w:p>
     <w:p>
@@ -2762,23 +2942,7 @@
           <w:sz w:val="24"/>
           <w:szCs w:val="24"/>
         </w:rPr>
-        <w:t xml:space="preserve">He urged members to undertake the assignment objectively, transparently, and collaboratively, with a view to developing a fair and practical transition framework that would support the successful </w:t>
-      </w:r>
-      <w:r>
-        <w:rPr>
-          <w:rFonts w:ascii="Footlight MT Light" w:hAnsi="Footlight MT Light"/>
-          <w:sz w:val="24"/>
-          <w:szCs w:val="24"/>
-        </w:rPr>
-        <w:t>operationalization</w:t>
-      </w:r>
-      <w:r>
-        <w:rPr>
-          <w:rFonts w:ascii="Footlight MT Light" w:hAnsi="Footlight MT Light"/>
-          <w:sz w:val="24"/>
-          <w:szCs w:val="24"/>
-        </w:rPr>
-        <w:t xml:space="preserve"> of KIPRE as an autonomous State Corporation. He then formally welcomed the SCAC team and invited them to facilitate the technical sessions of the retreat.</w:t>
+        <w:t>He urged members to undertake the assignment objectively, transparently, and collaboratively, with a view to developing a fair and practical transition framework that would support the successful operationalization of KIPRE as an autonomous State Corporation. He then formally welcomed the SCAC team and invited them to facilitate the technical sessions of the retreat.</w:t>
       </w:r>
     </w:p>
     <w:p>
@@ -2820,39 +2984,7 @@
           <w:sz w:val="24"/>
           <w:szCs w:val="24"/>
         </w:rPr>
-        <w:t xml:space="preserve">The technical sessions of the retreat were facilitated by the </w:t>
-      </w:r>
-      <w:r>
-        <w:rPr>
-          <w:rFonts w:ascii="Footlight MT Light" w:hAnsi="Footlight MT Light"/>
-          <w:sz w:val="24"/>
-          <w:szCs w:val="24"/>
-        </w:rPr>
-        <w:t xml:space="preserve">SCAC </w:t>
-      </w:r>
-      <w:r>
-        <w:rPr>
-          <w:rFonts w:ascii="Footlight MT Light" w:hAnsi="Footlight MT Light"/>
-          <w:sz w:val="24"/>
-          <w:szCs w:val="24"/>
-        </w:rPr>
-        <w:t xml:space="preserve">team, which outlined the objectives of the retreat from the perspective of the transition of KIPRE into an autonomous State Corporation. The team emphasized the need to undertake the staff transition process in a manner that was fair, transparent, compliant with government policy, and aligned with the approved KIPRE </w:t>
-      </w:r>
-      <w:r>
-        <w:rPr>
-          <w:rFonts w:ascii="Footlight MT Light" w:hAnsi="Footlight MT Light"/>
-          <w:sz w:val="24"/>
-          <w:szCs w:val="24"/>
-        </w:rPr>
-        <w:t>organizational</w:t>
-      </w:r>
-      <w:r>
-        <w:rPr>
-          <w:rFonts w:ascii="Footlight MT Light" w:hAnsi="Footlight MT Light"/>
-          <w:sz w:val="24"/>
-          <w:szCs w:val="24"/>
-        </w:rPr>
-        <w:t xml:space="preserve"> structure.</w:t>
+        <w:t>The technical sessions of the retreat were facilitated by the SCAC team, which outlined the objectives of the retreat from the perspective of the transition of KIPRE into an autonomous State Corporation. The team emphasized the need to undertake the staff transition process in a manner that was fair, transparent, compliant with government policy, and aligned with the approved KIPRE organizational structure.</w:t>
       </w:r>
     </w:p>
     <w:p>
@@ -2870,7 +3002,7 @@
           <w:sz w:val="24"/>
           <w:szCs w:val="24"/>
         </w:rPr>
-        <w:t xml:space="preserve">To facilitate the exercise, SCAC presented a staff transition and placement template that would guide the </w:t>
+        <w:t>To facilitate the exercise, SCAC presented a staff transition and placement template that would guide the rationalization process. The template captured information u</w:t>
       </w:r>
       <w:r>
         <w:rPr>
@@ -2878,39 +3010,12 @@
           <w:sz w:val="24"/>
           <w:szCs w:val="24"/>
         </w:rPr>
-        <w:t>rationalization</w:t>
-      </w:r>
-      <w:r>
-        <w:rPr>
-          <w:rFonts w:ascii="Footlight MT Light" w:hAnsi="Footlight MT Light"/>
-          <w:sz w:val="24"/>
-          <w:szCs w:val="24"/>
-        </w:rPr>
-        <w:t xml:space="preserve"> process. The template captured information under the following broad areas:</w:t>
+        <w:t>nder the following broad areas:</w:t>
       </w:r>
     </w:p>
     <w:p>
       <w:pPr>
-        <w:jc w:val="both"/>
-        <w:rPr>
-          <w:rFonts w:ascii="Footlight MT Light" w:hAnsi="Footlight MT Light"/>
-          <w:sz w:val="24"/>
-          <w:szCs w:val="24"/>
-        </w:rPr>
-      </w:pPr>
-    </w:p>
-    <w:p>
-      <w:pPr>
-        <w:jc w:val="both"/>
-        <w:rPr>
-          <w:rFonts w:ascii="Footlight MT Light" w:hAnsi="Footlight MT Light"/>
-          <w:sz w:val="24"/>
-          <w:szCs w:val="24"/>
-        </w:rPr>
-      </w:pPr>
-    </w:p>
-    <w:p>
-      <w:pPr>
+        <w:ind w:left="426"/>
         <w:jc w:val="both"/>
         <w:rPr>
           <w:rFonts w:ascii="Footlight MT Light" w:hAnsi="Footlight MT Light"/>
@@ -3000,6 +3105,7 @@
     </w:p>
     <w:p>
       <w:pPr>
+        <w:ind w:left="426"/>
         <w:jc w:val="both"/>
         <w:rPr>
           <w:rFonts w:ascii="Footlight MT Light" w:hAnsi="Footlight MT Light"/>
@@ -3276,31 +3382,61 @@
           <w:sz w:val="24"/>
           <w:szCs w:val="24"/>
         </w:rPr>
-        <w:t xml:space="preserve">Determination of the date of first appointment, particularly for staff who had previously served under fellowship arrangements, casual employment, volunteer engagements, or other non-established terms before formal appointment. Members also sought clarification on whether service in other </w:t>
+        <w:t>Determination of the date of first appointment, particularly for staff who had previously served under fellowship arrangements, casual employment, volunteer engagements, or other non-established terms before formal appointment. Members also sought clarification on whether service in other organizations prior to joining KIPRE would be recognized during the transition process.</w:t>
       </w:r>
+    </w:p>
+    <w:p>
+      <w:pPr>
+        <w:jc w:val="both"/>
+        <w:rPr>
+          <w:rFonts w:ascii="Footlight MT Light" w:hAnsi="Footlight MT Light"/>
+          <w:sz w:val="24"/>
+          <w:szCs w:val="24"/>
+        </w:rPr>
+      </w:pPr>
       <w:r>
         <w:rPr>
           <w:rFonts w:ascii="Footlight MT Light" w:hAnsi="Footlight MT Light"/>
           <w:sz w:val="24"/>
           <w:szCs w:val="24"/>
         </w:rPr>
-        <w:t>organizations</w:t>
+        <w:t>Retirement age and career progression for employees serving under the co-mandate as well as those serving in administrative and support functions.</w:t>
       </w:r>
+    </w:p>
+    <w:p>
+      <w:pPr>
+        <w:jc w:val="both"/>
+        <w:rPr>
+          <w:rFonts w:ascii="Footlight MT Light" w:hAnsi="Footlight MT Light"/>
+          <w:sz w:val="24"/>
+          <w:szCs w:val="24"/>
+        </w:rPr>
+      </w:pPr>
       <w:r>
         <w:rPr>
           <w:rFonts w:ascii="Footlight MT Light" w:hAnsi="Footlight MT Light"/>
           <w:sz w:val="24"/>
           <w:szCs w:val="24"/>
         </w:rPr>
-        <w:t xml:space="preserve"> prior to joining KIPRE would be </w:t>
+        <w:t>Transition arrangements for employees who were initially appointed as Technicians or Laboratory Technologists but had subsequently acquired the qualifications necessary to serve as Scientists.</w:t>
       </w:r>
+    </w:p>
+    <w:p>
+      <w:pPr>
+        <w:jc w:val="both"/>
+        <w:rPr>
+          <w:rFonts w:ascii="Footlight MT Light" w:hAnsi="Footlight MT Light"/>
+          <w:sz w:val="24"/>
+          <w:szCs w:val="24"/>
+        </w:rPr>
+      </w:pPr>
       <w:r>
         <w:rPr>
           <w:rFonts w:ascii="Footlight MT Light" w:hAnsi="Footlight MT Light"/>
           <w:sz w:val="24"/>
           <w:szCs w:val="24"/>
         </w:rPr>
-        <w:t>recognized</w:t>
+        <w:t>The principles to be applied in determining the appropriate KIPRE job grade for each member of staff</w:t>
       </w:r>
       <w:r>
         <w:rPr>
@@ -3313,80 +3449,6 @@
     </w:p>
     <w:p>
       <w:pPr>
-        <w:jc w:val="both"/>
-        <w:rPr>
-          <w:rFonts w:ascii="Footlight MT Light" w:hAnsi="Footlight MT Light"/>
-          <w:sz w:val="24"/>
-          <w:szCs w:val="24"/>
-        </w:rPr>
-      </w:pPr>
-      <w:r>
-        <w:rPr>
-          <w:rFonts w:ascii="Footlight MT Light" w:hAnsi="Footlight MT Light"/>
-          <w:sz w:val="24"/>
-          <w:szCs w:val="24"/>
-        </w:rPr>
-        <w:t>Retirement age and career progression for employees serving under the co-mandate as well as those serving in administrative and support functions.</w:t>
-      </w:r>
-    </w:p>
-    <w:p>
-      <w:pPr>
-        <w:jc w:val="both"/>
-        <w:rPr>
-          <w:rFonts w:ascii="Footlight MT Light" w:hAnsi="Footlight MT Light"/>
-          <w:sz w:val="24"/>
-          <w:szCs w:val="24"/>
-        </w:rPr>
-      </w:pPr>
-      <w:r>
-        <w:rPr>
-          <w:rFonts w:ascii="Footlight MT Light" w:hAnsi="Footlight MT Light"/>
-          <w:sz w:val="24"/>
-          <w:szCs w:val="24"/>
-        </w:rPr>
-        <w:t>Transition arrangements for employees who were initially appointed as Technicians or Laboratory Technologists but had subsequently acquired the qualifications necessary to serve as Scientists.</w:t>
-      </w:r>
-    </w:p>
-    <w:p>
-      <w:pPr>
-        <w:jc w:val="both"/>
-        <w:rPr>
-          <w:rFonts w:ascii="Footlight MT Light" w:hAnsi="Footlight MT Light"/>
-          <w:sz w:val="24"/>
-          <w:szCs w:val="24"/>
-        </w:rPr>
-      </w:pPr>
-      <w:r>
-        <w:rPr>
-          <w:rFonts w:ascii="Footlight MT Light" w:hAnsi="Footlight MT Light"/>
-          <w:sz w:val="24"/>
-          <w:szCs w:val="24"/>
-        </w:rPr>
-        <w:t>The principles to be applied in determining the appropriate KIPRE job grade for each member of staff during the transition process.</w:t>
-      </w:r>
-    </w:p>
-    <w:p>
-      <w:pPr>
-        <w:jc w:val="both"/>
-        <w:rPr>
-          <w:rFonts w:ascii="Footlight MT Light" w:hAnsi="Footlight MT Light"/>
-          <w:sz w:val="24"/>
-          <w:szCs w:val="24"/>
-        </w:rPr>
-      </w:pPr>
-    </w:p>
-    <w:p>
-      <w:pPr>
-        <w:jc w:val="both"/>
-        <w:rPr>
-          <w:rFonts w:ascii="Footlight MT Light" w:hAnsi="Footlight MT Light"/>
-          <w:sz w:val="24"/>
-          <w:szCs w:val="24"/>
-        </w:rPr>
-      </w:pPr>
-    </w:p>
-    <w:p>
-      <w:pPr>
         <w:pStyle w:val="Heading1"/>
         <w:rPr>
           <w:rFonts w:ascii="Footlight MT Light" w:eastAsiaTheme="minorEastAsia" w:hAnsi="Footlight MT Light" w:cs="Times New Roman"/>
@@ -3480,23 +3542,7 @@
           <w:sz w:val="24"/>
           <w:szCs w:val="24"/>
         </w:rPr>
-        <w:t xml:space="preserve">Service rendered under fellowship, casual, volunteer or other temporary engagements may be considered during staff placement, subject to the guiding principles that will be adopted by the Committee. However, for officers who served in other </w:t>
-      </w:r>
-      <w:r>
-        <w:rPr>
-          <w:rFonts w:ascii="Footlight MT Light" w:hAnsi="Footlight MT Light"/>
-          <w:sz w:val="24"/>
-          <w:szCs w:val="24"/>
-        </w:rPr>
-        <w:t>organizations</w:t>
-      </w:r>
-      <w:r>
-        <w:rPr>
-          <w:rFonts w:ascii="Footlight MT Light" w:hAnsi="Footlight MT Light"/>
-          <w:sz w:val="24"/>
-          <w:szCs w:val="24"/>
-        </w:rPr>
-        <w:t xml:space="preserve"> before joining KIPRE, only the experience acquired while serving at KIPRE will be considered for purposes of placement under the transition framework.</w:t>
+        <w:t>Service rendered under fellowship, casual, volunteer or other temporary engagements may be considered during staff placement, subject to the guiding principles that will be adopted by the Committee. However, for officers who served in other organizations before joining KIPRE, only the experience acquired while serving at KIPRE will be considered for purposes of placement under the transition framework.</w:t>
       </w:r>
     </w:p>
     <w:p>
@@ -3586,15 +3632,7 @@
           <w:sz w:val="24"/>
           <w:szCs w:val="24"/>
         </w:rPr>
-        <w:t>Officers currently serving in NMK Grade NM13 will transition to KIP Grade 12, since the KIPRE grading structure does not have an equivalent Grade 13. Consequently, officers in NM12 and NM13 will transit</w:t>
-      </w:r>
-      <w:r>
-        <w:rPr>
-          <w:rFonts w:ascii="Footlight MT Light" w:hAnsi="Footlight MT Light"/>
-          <w:sz w:val="24"/>
-          <w:szCs w:val="24"/>
-        </w:rPr>
-        <w:t>ion into the same KIP Grade 12.</w:t>
+        <w:t>Officers currently serving in NMK Grade NM13 will transition to KIP Grade 12, since the KIPRE grading structure does not have an equivalent Grade 13. Consequently, officers in NM12 and NM13 will transition into the same KIP Grade 12.</w:t>
       </w:r>
     </w:p>
     <w:p>
@@ -3612,23 +3650,7 @@
           <w:sz w:val="24"/>
           <w:szCs w:val="24"/>
         </w:rPr>
-        <w:t xml:space="preserve">The SCAC team emphasized that the transition process would be guided by legality, fairness, consistency, and adherence to the approved KIPRE </w:t>
-      </w:r>
-      <w:r>
-        <w:rPr>
-          <w:rFonts w:ascii="Footlight MT Light" w:hAnsi="Footlight MT Light"/>
-          <w:sz w:val="24"/>
-          <w:szCs w:val="24"/>
-        </w:rPr>
-        <w:t>organizational</w:t>
-      </w:r>
-      <w:r>
-        <w:rPr>
-          <w:rFonts w:ascii="Footlight MT Light" w:hAnsi="Footlight MT Light"/>
-          <w:sz w:val="24"/>
-          <w:szCs w:val="24"/>
-        </w:rPr>
-        <w:t xml:space="preserve"> structure and applicable Government policies.</w:t>
+        <w:t>The SCAC team emphasized that the transition process would be guided by legality, fairness, consistency, and adherence to the approved KIPRE organizational structure and applicable Government policies.</w:t>
       </w:r>
     </w:p>
     <w:p>
@@ -3698,13 +3720,15 @@
               <w:jc w:val="both"/>
               <w:rPr>
                 <w:rFonts w:ascii="Footlight MT Light" w:hAnsi="Footlight MT Light"/>
-                <w:sz w:val="24"/>
-                <w:szCs w:val="24"/>
-              </w:rPr>
-            </w:pPr>
-            <w:r>
-              <w:rPr>
-                <w:rFonts w:ascii="Footlight MT Light" w:hAnsi="Footlight MT Light"/>
+                <w:b/>
+                <w:sz w:val="24"/>
+                <w:szCs w:val="24"/>
+              </w:rPr>
+            </w:pPr>
+            <w:r>
+              <w:rPr>
+                <w:rFonts w:ascii="Footlight MT Light" w:hAnsi="Footlight MT Light"/>
+                <w:b/>
                 <w:sz w:val="24"/>
                 <w:szCs w:val="24"/>
               </w:rPr>
@@ -3723,13 +3747,15 @@
               <w:jc w:val="both"/>
               <w:rPr>
                 <w:rFonts w:ascii="Footlight MT Light" w:hAnsi="Footlight MT Light"/>
-                <w:sz w:val="24"/>
-                <w:szCs w:val="24"/>
-              </w:rPr>
-            </w:pPr>
-            <w:r>
-              <w:rPr>
-                <w:rFonts w:ascii="Footlight MT Light" w:hAnsi="Footlight MT Light"/>
+                <w:b/>
+                <w:sz w:val="24"/>
+                <w:szCs w:val="24"/>
+              </w:rPr>
+            </w:pPr>
+            <w:r>
+              <w:rPr>
+                <w:rFonts w:ascii="Footlight MT Light" w:hAnsi="Footlight MT Light"/>
+                <w:b/>
                 <w:sz w:val="24"/>
                 <w:szCs w:val="24"/>
               </w:rPr>
@@ -3748,13 +3774,15 @@
               <w:jc w:val="both"/>
               <w:rPr>
                 <w:rFonts w:ascii="Footlight MT Light" w:hAnsi="Footlight MT Light"/>
-                <w:sz w:val="24"/>
-                <w:szCs w:val="24"/>
-              </w:rPr>
-            </w:pPr>
-            <w:r>
-              <w:rPr>
-                <w:rFonts w:ascii="Footlight MT Light" w:hAnsi="Footlight MT Light"/>
+                <w:b/>
+                <w:sz w:val="24"/>
+                <w:szCs w:val="24"/>
+              </w:rPr>
+            </w:pPr>
+            <w:r>
+              <w:rPr>
+                <w:rFonts w:ascii="Footlight MT Light" w:hAnsi="Footlight MT Light"/>
+                <w:b/>
                 <w:sz w:val="24"/>
                 <w:szCs w:val="24"/>
               </w:rPr>
@@ -3785,7 +3813,17 @@
                 <w:sz w:val="24"/>
                 <w:szCs w:val="24"/>
               </w:rPr>
-              <w:t>Apply the agreed transition principles to all staff records.</w:t>
+              <w:t>Apply the agreed</w:t>
+            </w:r>
+            <w:bookmarkStart w:id="7" w:name="_GoBack"/>
+            <w:bookmarkEnd w:id="7"/>
+            <w:r>
+              <w:rPr>
+                <w:rFonts w:ascii="Footlight MT Light" w:hAnsi="Footlight MT Light"/>
+                <w:sz w:val="24"/>
+                <w:szCs w:val="24"/>
+              </w:rPr>
+              <w:t xml:space="preserve"> transition principles to all staff records.</w:t>
             </w:r>
           </w:p>
         </w:tc>
@@ -4092,7 +4130,7 @@
           <w:szCs w:val="24"/>
         </w:rPr>
       </w:pPr>
-      <w:bookmarkStart w:id="7" w:name="_Toc233662319"/>
+      <w:bookmarkStart w:id="8" w:name="_Toc233662319"/>
       <w:r>
         <w:rPr>
           <w:rFonts w:ascii="Footlight MT Light" w:eastAsiaTheme="minorEastAsia" w:hAnsi="Footlight MT Light" w:cs="Times New Roman"/>
@@ -4103,7 +4141,7 @@
         </w:rPr>
         <w:t>Conclusion</w:t>
       </w:r>
-      <w:bookmarkEnd w:id="7"/>
+      <w:bookmarkEnd w:id="8"/>
       <w:r>
         <w:rPr>
           <w:rFonts w:ascii="Footlight MT Light" w:eastAsiaTheme="minorEastAsia" w:hAnsi="Footlight MT Light" w:cs="Times New Roman"/>
@@ -4324,7 +4362,7 @@
           <w:szCs w:val="24"/>
         </w:rPr>
       </w:pPr>
-      <w:bookmarkStart w:id="8" w:name="_Toc233662320"/>
+      <w:bookmarkStart w:id="9" w:name="_Toc233662320"/>
       <w:r>
         <w:rPr>
           <w:rFonts w:ascii="Footlight MT Light" w:eastAsiaTheme="minorEastAsia" w:hAnsi="Footlight MT Light" w:cs="Times New Roman"/>
@@ -4335,7 +4373,7 @@
         </w:rPr>
         <w:t>Appendices</w:t>
       </w:r>
-      <w:bookmarkEnd w:id="8"/>
+      <w:bookmarkEnd w:id="9"/>
       <w:r>
         <w:rPr>
           <w:rFonts w:ascii="Footlight MT Light" w:eastAsiaTheme="minorEastAsia" w:hAnsi="Footlight MT Light" w:cs="Times New Roman"/>
@@ -4358,7 +4396,7 @@
           <w:szCs w:val="24"/>
         </w:rPr>
       </w:pPr>
-      <w:bookmarkStart w:id="9" w:name="_Toc233662321"/>
+      <w:bookmarkStart w:id="10" w:name="_Toc233662321"/>
       <w:r>
         <w:rPr>
           <w:rFonts w:ascii="Footlight MT Light" w:eastAsiaTheme="minorEastAsia" w:hAnsi="Footlight MT Light"/>
@@ -4369,7 +4407,7 @@
         </w:rPr>
         <w:t>The guiding principles developed</w:t>
       </w:r>
-      <w:bookmarkEnd w:id="9"/>
+      <w:bookmarkEnd w:id="10"/>
     </w:p>
     <w:p>
       <w:pPr>
@@ -4515,7 +4553,7 @@
                 <w:szCs w:val="24"/>
               </w:rPr>
             </w:pPr>
-            <w:bookmarkStart w:id="10" w:name="_Hlk117928262"/>
+            <w:bookmarkStart w:id="11" w:name="_Hlk117928262"/>
             <w:r>
               <w:rPr>
                 <w:rFonts w:ascii="Footlight MT Light" w:hAnsi="Footlight MT Light" w:cs="Tahoma"/>
@@ -10391,7 +10429,7 @@
           </w:p>
         </w:tc>
       </w:tr>
-      <w:bookmarkEnd w:id="10"/>
+      <w:bookmarkEnd w:id="11"/>
     </w:tbl>
     <w:p>
       <w:pPr>
@@ -10512,8 +10550,6 @@
           <w:szCs w:val="24"/>
         </w:rPr>
       </w:pPr>
-      <w:bookmarkStart w:id="11" w:name="_GoBack"/>
-      <w:bookmarkEnd w:id="11"/>
     </w:p>
     <w:p>
       <w:pPr>
@@ -13479,6 +13515,99 @@
     </w:lvl>
   </w:abstractNum>
   <w:abstractNum w:abstractNumId="5" w15:restartNumberingAfterBreak="0">
+    <w:nsid w:val="2718053B"/>
+    <w:multiLevelType w:val="hybridMultilevel"/>
+    <w:tmpl w:val="C3A67194"/>
+    <w:lvl w:ilvl="0" w:tplc="FF504DCA">
+      <w:start w:val="1"/>
+      <w:numFmt w:val="decimal"/>
+      <w:lvlText w:val="%1."/>
+      <w:lvlJc w:val="left"/>
+      <w:pPr>
+        <w:ind w:left="720" w:hanging="360"/>
+      </w:pPr>
+      <w:rPr>
+        <w:rFonts w:ascii="Footlight MT Light" w:hAnsi="Footlight MT Light" w:hint="default"/>
+        <w:b w:val="0"/>
+        <w:i w:val="0"/>
+        <w:color w:val="auto"/>
+        <w:sz w:val="28"/>
+      </w:rPr>
+    </w:lvl>
+    <w:lvl w:ilvl="1" w:tplc="04090019" w:tentative="1">
+      <w:start w:val="1"/>
+      <w:numFmt w:val="lowerLetter"/>
+      <w:lvlText w:val="%2."/>
+      <w:lvlJc w:val="left"/>
+      <w:pPr>
+        <w:ind w:left="1440" w:hanging="360"/>
+      </w:pPr>
+    </w:lvl>
+    <w:lvl w:ilvl="2" w:tplc="0409001B" w:tentative="1">
+      <w:start w:val="1"/>
+      <w:numFmt w:val="lowerRoman"/>
+      <w:lvlText w:val="%3."/>
+      <w:lvlJc w:val="right"/>
+      <w:pPr>
+        <w:ind w:left="2160" w:hanging="180"/>
+      </w:pPr>
+    </w:lvl>
+    <w:lvl w:ilvl="3" w:tplc="0409000F" w:tentative="1">
+      <w:start w:val="1"/>
+      <w:numFmt w:val="decimal"/>
+      <w:lvlText w:val="%4."/>
+      <w:lvlJc w:val="left"/>
+      <w:pPr>
+        <w:ind w:left="2880" w:hanging="360"/>
+      </w:pPr>
+    </w:lvl>
+    <w:lvl w:ilvl="4" w:tplc="04090019" w:tentative="1">
+      <w:start w:val="1"/>
+      <w:numFmt w:val="lowerLetter"/>
+      <w:lvlText w:val="%5."/>
+      <w:lvlJc w:val="left"/>
+      <w:pPr>
+        <w:ind w:left="3600" w:hanging="360"/>
+      </w:pPr>
+    </w:lvl>
+    <w:lvl w:ilvl="5" w:tplc="0409001B" w:tentative="1">
+      <w:start w:val="1"/>
+      <w:numFmt w:val="lowerRoman"/>
+      <w:lvlText w:val="%6."/>
+      <w:lvlJc w:val="right"/>
+      <w:pPr>
+        <w:ind w:left="4320" w:hanging="180"/>
+      </w:pPr>
+    </w:lvl>
+    <w:lvl w:ilvl="6" w:tplc="0409000F" w:tentative="1">
+      <w:start w:val="1"/>
+      <w:numFmt w:val="decimal"/>
+      <w:lvlText w:val="%7."/>
+      <w:lvlJc w:val="left"/>
+      <w:pPr>
+        <w:ind w:left="5040" w:hanging="360"/>
+      </w:pPr>
+    </w:lvl>
+    <w:lvl w:ilvl="7" w:tplc="04090019" w:tentative="1">
+      <w:start w:val="1"/>
+      <w:numFmt w:val="lowerLetter"/>
+      <w:lvlText w:val="%8."/>
+      <w:lvlJc w:val="left"/>
+      <w:pPr>
+        <w:ind w:left="5760" w:hanging="360"/>
+      </w:pPr>
+    </w:lvl>
+    <w:lvl w:ilvl="8" w:tplc="0409001B" w:tentative="1">
+      <w:start w:val="1"/>
+      <w:numFmt w:val="lowerRoman"/>
+      <w:lvlText w:val="%9."/>
+      <w:lvlJc w:val="right"/>
+      <w:pPr>
+        <w:ind w:left="6480" w:hanging="180"/>
+      </w:pPr>
+    </w:lvl>
+  </w:abstractNum>
+  <w:abstractNum w:abstractNumId="6" w15:restartNumberingAfterBreak="0">
     <w:nsid w:val="2BA05890"/>
     <w:multiLevelType w:val="hybridMultilevel"/>
     <w:tmpl w:val="5C548EF8"/>
@@ -13568,7 +13697,7 @@
       </w:pPr>
     </w:lvl>
   </w:abstractNum>
-  <w:abstractNum w:abstractNumId="6" w15:restartNumberingAfterBreak="0">
+  <w:abstractNum w:abstractNumId="7" w15:restartNumberingAfterBreak="0">
     <w:nsid w:val="3BF73578"/>
     <w:multiLevelType w:val="hybridMultilevel"/>
     <w:tmpl w:val="F4A63C10"/>
@@ -13681,7 +13810,7 @@
       </w:rPr>
     </w:lvl>
   </w:abstractNum>
-  <w:abstractNum w:abstractNumId="7" w15:restartNumberingAfterBreak="0">
+  <w:abstractNum w:abstractNumId="8" w15:restartNumberingAfterBreak="0">
     <w:nsid w:val="3F043AFF"/>
     <w:multiLevelType w:val="hybridMultilevel"/>
     <w:tmpl w:val="41C2FA22"/>
@@ -13798,7 +13927,7 @@
       </w:rPr>
     </w:lvl>
   </w:abstractNum>
-  <w:abstractNum w:abstractNumId="8" w15:restartNumberingAfterBreak="0">
+  <w:abstractNum w:abstractNumId="9" w15:restartNumberingAfterBreak="0">
     <w:nsid w:val="535A59B1"/>
     <w:multiLevelType w:val="hybridMultilevel"/>
     <w:tmpl w:val="3DC28E40"/>
@@ -13911,7 +14040,7 @@
       </w:rPr>
     </w:lvl>
   </w:abstractNum>
-  <w:abstractNum w:abstractNumId="9" w15:restartNumberingAfterBreak="0">
+  <w:abstractNum w:abstractNumId="10" w15:restartNumberingAfterBreak="0">
     <w:nsid w:val="55195FC1"/>
     <w:multiLevelType w:val="hybridMultilevel"/>
     <w:tmpl w:val="3A4E41AE"/>
@@ -14024,7 +14153,7 @@
       </w:rPr>
     </w:lvl>
   </w:abstractNum>
-  <w:abstractNum w:abstractNumId="10" w15:restartNumberingAfterBreak="0">
+  <w:abstractNum w:abstractNumId="11" w15:restartNumberingAfterBreak="0">
     <w:nsid w:val="5D4747CD"/>
     <w:multiLevelType w:val="hybridMultilevel"/>
     <w:tmpl w:val="AD448C5E"/>
@@ -14137,7 +14266,7 @@
       </w:rPr>
     </w:lvl>
   </w:abstractNum>
-  <w:abstractNum w:abstractNumId="11" w15:restartNumberingAfterBreak="0">
+  <w:abstractNum w:abstractNumId="12" w15:restartNumberingAfterBreak="0">
     <w:nsid w:val="609F6EB7"/>
     <w:multiLevelType w:val="hybridMultilevel"/>
     <w:tmpl w:val="52E6BF3E"/>
@@ -14230,7 +14359,100 @@
       </w:pPr>
     </w:lvl>
   </w:abstractNum>
-  <w:abstractNum w:abstractNumId="12" w15:restartNumberingAfterBreak="0">
+  <w:abstractNum w:abstractNumId="13" w15:restartNumberingAfterBreak="0">
+    <w:nsid w:val="61F24588"/>
+    <w:multiLevelType w:val="hybridMultilevel"/>
+    <w:tmpl w:val="5BF0942C"/>
+    <w:lvl w:ilvl="0" w:tplc="FF504DCA">
+      <w:start w:val="1"/>
+      <w:numFmt w:val="decimal"/>
+      <w:lvlText w:val="%1."/>
+      <w:lvlJc w:val="left"/>
+      <w:pPr>
+        <w:ind w:left="720" w:hanging="360"/>
+      </w:pPr>
+      <w:rPr>
+        <w:rFonts w:ascii="Footlight MT Light" w:hAnsi="Footlight MT Light" w:hint="default"/>
+        <w:b w:val="0"/>
+        <w:i w:val="0"/>
+        <w:color w:val="auto"/>
+        <w:sz w:val="28"/>
+      </w:rPr>
+    </w:lvl>
+    <w:lvl w:ilvl="1" w:tplc="04090019" w:tentative="1">
+      <w:start w:val="1"/>
+      <w:numFmt w:val="lowerLetter"/>
+      <w:lvlText w:val="%2."/>
+      <w:lvlJc w:val="left"/>
+      <w:pPr>
+        <w:ind w:left="1440" w:hanging="360"/>
+      </w:pPr>
+    </w:lvl>
+    <w:lvl w:ilvl="2" w:tplc="0409001B" w:tentative="1">
+      <w:start w:val="1"/>
+      <w:numFmt w:val="lowerRoman"/>
+      <w:lvlText w:val="%3."/>
+      <w:lvlJc w:val="right"/>
+      <w:pPr>
+        <w:ind w:left="2160" w:hanging="180"/>
+      </w:pPr>
+    </w:lvl>
+    <w:lvl w:ilvl="3" w:tplc="0409000F" w:tentative="1">
+      <w:start w:val="1"/>
+      <w:numFmt w:val="decimal"/>
+      <w:lvlText w:val="%4."/>
+      <w:lvlJc w:val="left"/>
+      <w:pPr>
+        <w:ind w:left="2880" w:hanging="360"/>
+      </w:pPr>
+    </w:lvl>
+    <w:lvl w:ilvl="4" w:tplc="04090019" w:tentative="1">
+      <w:start w:val="1"/>
+      <w:numFmt w:val="lowerLetter"/>
+      <w:lvlText w:val="%5."/>
+      <w:lvlJc w:val="left"/>
+      <w:pPr>
+        <w:ind w:left="3600" w:hanging="360"/>
+      </w:pPr>
+    </w:lvl>
+    <w:lvl w:ilvl="5" w:tplc="0409001B" w:tentative="1">
+      <w:start w:val="1"/>
+      <w:numFmt w:val="lowerRoman"/>
+      <w:lvlText w:val="%6."/>
+      <w:lvlJc w:val="right"/>
+      <w:pPr>
+        <w:ind w:left="4320" w:hanging="180"/>
+      </w:pPr>
+    </w:lvl>
+    <w:lvl w:ilvl="6" w:tplc="0409000F" w:tentative="1">
+      <w:start w:val="1"/>
+      <w:numFmt w:val="decimal"/>
+      <w:lvlText w:val="%7."/>
+      <w:lvlJc w:val="left"/>
+      <w:pPr>
+        <w:ind w:left="5040" w:hanging="360"/>
+      </w:pPr>
+    </w:lvl>
+    <w:lvl w:ilvl="7" w:tplc="04090019" w:tentative="1">
+      <w:start w:val="1"/>
+      <w:numFmt w:val="lowerLetter"/>
+      <w:lvlText w:val="%8."/>
+      <w:lvlJc w:val="left"/>
+      <w:pPr>
+        <w:ind w:left="5760" w:hanging="360"/>
+      </w:pPr>
+    </w:lvl>
+    <w:lvl w:ilvl="8" w:tplc="0409001B" w:tentative="1">
+      <w:start w:val="1"/>
+      <w:numFmt w:val="lowerRoman"/>
+      <w:lvlText w:val="%9."/>
+      <w:lvlJc w:val="right"/>
+      <w:pPr>
+        <w:ind w:left="6480" w:hanging="180"/>
+      </w:pPr>
+    </w:lvl>
+  </w:abstractNum>
+  <w:abstractNum w:abstractNumId="14" w15:restartNumberingAfterBreak="0">
     <w:nsid w:val="650360A8"/>
     <w:multiLevelType w:val="hybridMultilevel"/>
     <w:tmpl w:val="A2B81CFE"/>
@@ -14343,7 +14565,7 @@
       </w:rPr>
     </w:lvl>
   </w:abstractNum>
-  <w:abstractNum w:abstractNumId="13" w15:restartNumberingAfterBreak="0">
+  <w:abstractNum w:abstractNumId="15" w15:restartNumberingAfterBreak="0">
     <w:nsid w:val="6ADF3AB8"/>
     <w:multiLevelType w:val="hybridMultilevel"/>
     <w:tmpl w:val="C6147F60"/>
@@ -14456,7 +14678,7 @@
       </w:rPr>
     </w:lvl>
   </w:abstractNum>
-  <w:abstractNum w:abstractNumId="14" w15:restartNumberingAfterBreak="0">
+  <w:abstractNum w:abstractNumId="16" w15:restartNumberingAfterBreak="0">
     <w:nsid w:val="7A945310"/>
     <w:multiLevelType w:val="hybridMultilevel"/>
     <w:tmpl w:val="C4BE694A"/>
@@ -14569,7 +14791,7 @@
       </w:rPr>
     </w:lvl>
   </w:abstractNum>
-  <w:abstractNum w:abstractNumId="15" w15:restartNumberingAfterBreak="0">
+  <w:abstractNum w:abstractNumId="17" w15:restartNumberingAfterBreak="0">
     <w:nsid w:val="7F5B103F"/>
     <w:multiLevelType w:val="hybridMultilevel"/>
     <w:tmpl w:val="EDBE49D0"/>
@@ -14683,34 +14905,34 @@
     </w:lvl>
   </w:abstractNum>
   <w:num w:numId="1">
-    <w:abstractNumId w:val="9"/>
+    <w:abstractNumId w:val="10"/>
   </w:num>
   <w:num w:numId="2">
-    <w:abstractNumId w:val="10"/>
+    <w:abstractNumId w:val="11"/>
   </w:num>
   <w:num w:numId="3">
-    <w:abstractNumId w:val="15"/>
+    <w:abstractNumId w:val="17"/>
   </w:num>
   <w:num w:numId="4">
     <w:abstractNumId w:val="3"/>
   </w:num>
   <w:num w:numId="5">
+    <w:abstractNumId w:val="9"/>
+  </w:num>
+  <w:num w:numId="6">
+    <w:abstractNumId w:val="14"/>
+  </w:num>
+  <w:num w:numId="7">
+    <w:abstractNumId w:val="6"/>
+  </w:num>
+  <w:num w:numId="8">
+    <w:abstractNumId w:val="16"/>
+  </w:num>
+  <w:num w:numId="9">
     <w:abstractNumId w:val="8"/>
   </w:num>
-  <w:num w:numId="6">
+  <w:num w:numId="10">
     <w:abstractNumId w:val="12"/>
-  </w:num>
-  <w:num w:numId="7">
-    <w:abstractNumId w:val="5"/>
-  </w:num>
-  <w:num w:numId="8">
-    <w:abstractNumId w:val="14"/>
-  </w:num>
-  <w:num w:numId="9">
-    <w:abstractNumId w:val="7"/>
-  </w:num>
-  <w:num w:numId="10">
-    <w:abstractNumId w:val="11"/>
   </w:num>
   <w:num w:numId="11">
     <w:abstractNumId w:val="1"/>
@@ -14719,16 +14941,22 @@
     <w:abstractNumId w:val="0"/>
   </w:num>
   <w:num w:numId="13">
-    <w:abstractNumId w:val="13"/>
+    <w:abstractNumId w:val="15"/>
   </w:num>
   <w:num w:numId="14">
     <w:abstractNumId w:val="2"/>
   </w:num>
   <w:num w:numId="15">
-    <w:abstractNumId w:val="6"/>
+    <w:abstractNumId w:val="7"/>
   </w:num>
   <w:num w:numId="16">
     <w:abstractNumId w:val="4"/>
+  </w:num>
+  <w:num w:numId="17">
+    <w:abstractNumId w:val="13"/>
+  </w:num>
+  <w:num w:numId="18">
+    <w:abstractNumId w:val="5"/>
   </w:num>
 </w:numbering>
 </file>
@@ -15498,7 +15726,6 @@
   <w:rsids>
     <w:rsidRoot w:val="00380FF4"/>
     <w:rsid w:val="00380FF4"/>
-    <w:rsid w:val="009671E8"/>
   </w:rsids>
   <m:mathPr>
     <m:mathFont m:val="Cambria Math"/>
@@ -16264,7 +16491,7 @@
 </file>
 
 <file path=customXml/itemProps1.xml><?xml version="1.0" encoding="utf-8"?>
-<ds:datastoreItem xmlns:ds="http://schemas.openxmlformats.org/officeDocument/2006/customXml" ds:itemID="{648AFAA3-12A3-4AEF-9680-57EC7A5A2AEC}">
+<ds:datastoreItem xmlns:ds="http://schemas.openxmlformats.org/officeDocument/2006/customXml" ds:itemID="{F3E66E9B-9005-4EEB-989B-D0F601831123}">
   <ds:schemaRefs>
     <ds:schemaRef ds:uri="http://schemas.openxmlformats.org/officeDocument/2006/bibliography"/>
   </ds:schemaRefs>

--- a/Projects/HR/Draft Workshop Report.docx
+++ b/Projects/HR/Draft Workshop Report.docx
@@ -188,6 +188,12 @@
     </w:p>
     <w:sdt>
       <w:sdtPr>
+        <w:rPr>
+          <w:rFonts w:asciiTheme="minorHAnsi" w:eastAsiaTheme="minorHAnsi" w:hAnsiTheme="minorHAnsi" w:cstheme="minorBidi"/>
+          <w:color w:val="auto"/>
+          <w:sz w:val="22"/>
+          <w:szCs w:val="22"/>
+        </w:rPr>
         <w:id w:val="-351337382"/>
         <w:docPartObj>
           <w:docPartGallery w:val="Table of Contents"/>
@@ -196,13 +202,9 @@
       </w:sdtPr>
       <w:sdtEndPr>
         <w:rPr>
-          <w:rFonts w:asciiTheme="minorHAnsi" w:eastAsiaTheme="minorHAnsi" w:hAnsiTheme="minorHAnsi" w:cstheme="minorBidi"/>
           <w:b/>
           <w:bCs/>
           <w:noProof/>
-          <w:color w:val="auto"/>
-          <w:sz w:val="22"/>
-          <w:szCs w:val="22"/>
         </w:rPr>
       </w:sdtEndPr>
       <w:sdtContent>
@@ -1366,10 +1368,10 @@
         <w:tblLook w:val="04A0" w:firstRow="1" w:lastRow="0" w:firstColumn="1" w:lastColumn="0" w:noHBand="0" w:noVBand="1"/>
       </w:tblPr>
       <w:tblGrid>
-        <w:gridCol w:w="846"/>
-        <w:gridCol w:w="3738"/>
-        <w:gridCol w:w="2339"/>
-        <w:gridCol w:w="2427"/>
+        <w:gridCol w:w="820"/>
+        <w:gridCol w:w="3635"/>
+        <w:gridCol w:w="2496"/>
+        <w:gridCol w:w="2399"/>
       </w:tblGrid>
       <w:tr>
         <w:trPr>
@@ -1465,6 +1467,36 @@
       </w:tr>
       <w:tr>
         <w:trPr>
+          <w:trHeight w:val="269"/>
+        </w:trPr>
+        <w:tc>
+          <w:tcPr>
+            <w:tcW w:w="9350" w:type="dxa"/>
+            <w:gridSpan w:val="4"/>
+          </w:tcPr>
+          <w:p>
+            <w:pPr>
+              <w:rPr>
+                <w:rFonts w:ascii="Footlight MT Light" w:hAnsi="Footlight MT Light"/>
+                <w:b/>
+                <w:sz w:val="24"/>
+                <w:szCs w:val="24"/>
+              </w:rPr>
+            </w:pPr>
+            <w:r>
+              <w:rPr>
+                <w:rFonts w:ascii="Footlight MT Light" w:hAnsi="Footlight MT Light"/>
+                <w:b/>
+                <w:sz w:val="24"/>
+                <w:szCs w:val="24"/>
+              </w:rPr>
+              <w:t>Resource Persons</w:t>
+            </w:r>
+          </w:p>
+        </w:tc>
+      </w:tr>
+      <w:tr>
+        <w:trPr>
           <w:trHeight w:val="465"/>
         </w:trPr>
         <w:tc>
@@ -1498,14 +1530,6 @@
                 <w:szCs w:val="24"/>
               </w:rPr>
             </w:pPr>
-            <w:r>
-              <w:rPr>
-                <w:rFonts w:ascii="Footlight MT Light" w:hAnsi="Footlight MT Light"/>
-                <w:sz w:val="24"/>
-                <w:szCs w:val="24"/>
-              </w:rPr>
-              <w:t>Dr. Peter Gichuhi Mwethera, PhD, MBS</w:t>
-            </w:r>
           </w:p>
         </w:tc>
         <w:tc>
@@ -1825,6 +1849,36 @@
       </w:tr>
       <w:tr>
         <w:trPr>
+          <w:trHeight w:val="367"/>
+        </w:trPr>
+        <w:tc>
+          <w:tcPr>
+            <w:tcW w:w="9350" w:type="dxa"/>
+            <w:gridSpan w:val="4"/>
+          </w:tcPr>
+          <w:p>
+            <w:pPr>
+              <w:rPr>
+                <w:rFonts w:ascii="Footlight MT Light" w:hAnsi="Footlight MT Light"/>
+                <w:b/>
+                <w:sz w:val="24"/>
+                <w:szCs w:val="24"/>
+              </w:rPr>
+            </w:pPr>
+            <w:r>
+              <w:rPr>
+                <w:rFonts w:ascii="Footlight MT Light" w:hAnsi="Footlight MT Light"/>
+                <w:b/>
+                <w:sz w:val="24"/>
+                <w:szCs w:val="24"/>
+              </w:rPr>
+              <w:t>Committee Members</w:t>
+            </w:r>
+          </w:p>
+        </w:tc>
+      </w:tr>
+      <w:tr>
+        <w:trPr>
           <w:trHeight w:val="485"/>
         </w:trPr>
         <w:tc>
@@ -1864,7 +1918,7 @@
                 <w:sz w:val="24"/>
                 <w:szCs w:val="24"/>
               </w:rPr>
-              <w:t>Dr. Lucy Ochola, PhD</w:t>
+              <w:t>Dr. Peter Gichuhi Mwethera, PhD, MBS</w:t>
             </w:r>
           </w:p>
         </w:tc>
@@ -1886,7 +1940,7 @@
                 <w:sz w:val="24"/>
                 <w:szCs w:val="24"/>
               </w:rPr>
-              <w:t>Chairperson Human Management Committee(HRMC)</w:t>
+              <w:t>DG/CEO</w:t>
             </w:r>
           </w:p>
         </w:tc>
@@ -1954,7 +2008,7 @@
                 <w:sz w:val="24"/>
                 <w:szCs w:val="24"/>
               </w:rPr>
-              <w:t>Dr. Atunga Nyacheo, PhD, OGW</w:t>
+              <w:t>Dr. Lucy Ochola, PhD</w:t>
             </w:r>
           </w:p>
         </w:tc>
@@ -1976,7 +2030,7 @@
                 <w:sz w:val="24"/>
                 <w:szCs w:val="24"/>
               </w:rPr>
-              <w:t>Member HRMC</w:t>
+              <w:t xml:space="preserve">Chairperson </w:t>
             </w:r>
           </w:p>
         </w:tc>
@@ -2044,6 +2098,96 @@
                 <w:sz w:val="24"/>
                 <w:szCs w:val="24"/>
               </w:rPr>
+              <w:t>Dr. Atunga Nyacheo, PhD, OGW</w:t>
+            </w:r>
+          </w:p>
+        </w:tc>
+        <w:tc>
+          <w:tcPr>
+            <w:tcW w:w="2339" w:type="dxa"/>
+          </w:tcPr>
+          <w:p>
+            <w:pPr>
+              <w:rPr>
+                <w:rFonts w:ascii="Footlight MT Light" w:hAnsi="Footlight MT Light"/>
+                <w:sz w:val="24"/>
+                <w:szCs w:val="24"/>
+              </w:rPr>
+            </w:pPr>
+            <w:r>
+              <w:rPr>
+                <w:rFonts w:ascii="Footlight MT Light" w:hAnsi="Footlight MT Light"/>
+                <w:sz w:val="24"/>
+                <w:szCs w:val="24"/>
+              </w:rPr>
+              <w:t>Member</w:t>
+            </w:r>
+          </w:p>
+        </w:tc>
+        <w:tc>
+          <w:tcPr>
+            <w:tcW w:w="2427" w:type="dxa"/>
+          </w:tcPr>
+          <w:p>
+            <w:pPr>
+              <w:rPr>
+                <w:rFonts w:ascii="Footlight MT Light" w:hAnsi="Footlight MT Light"/>
+                <w:sz w:val="24"/>
+                <w:szCs w:val="24"/>
+              </w:rPr>
+            </w:pPr>
+            <w:r>
+              <w:rPr>
+                <w:rFonts w:ascii="Footlight MT Light" w:hAnsi="Footlight MT Light"/>
+                <w:sz w:val="24"/>
+                <w:szCs w:val="24"/>
+              </w:rPr>
+              <w:t>KIPRE</w:t>
+            </w:r>
+          </w:p>
+        </w:tc>
+      </w:tr>
+      <w:tr>
+        <w:trPr>
+          <w:trHeight w:val="485"/>
+        </w:trPr>
+        <w:tc>
+          <w:tcPr>
+            <w:tcW w:w="846" w:type="dxa"/>
+          </w:tcPr>
+          <w:p>
+            <w:pPr>
+              <w:pStyle w:val="ListParagraph"/>
+              <w:numPr>
+                <w:ilvl w:val="0"/>
+                <w:numId w:val="18"/>
+              </w:numPr>
+              <w:rPr>
+                <w:rFonts w:ascii="Footlight MT Light" w:hAnsi="Footlight MT Light"/>
+                <w:sz w:val="24"/>
+                <w:szCs w:val="24"/>
+              </w:rPr>
+            </w:pPr>
+          </w:p>
+        </w:tc>
+        <w:tc>
+          <w:tcPr>
+            <w:tcW w:w="3738" w:type="dxa"/>
+          </w:tcPr>
+          <w:p>
+            <w:pPr>
+              <w:rPr>
+                <w:rFonts w:ascii="Footlight MT Light" w:hAnsi="Footlight MT Light"/>
+                <w:sz w:val="24"/>
+                <w:szCs w:val="24"/>
+              </w:rPr>
+            </w:pPr>
+            <w:r>
+              <w:rPr>
+                <w:rFonts w:ascii="Footlight MT Light" w:hAnsi="Footlight MT Light"/>
+                <w:sz w:val="24"/>
+                <w:szCs w:val="24"/>
+              </w:rPr>
               <w:t>Dr. Jael Obiero, PhD</w:t>
             </w:r>
           </w:p>
@@ -2066,7 +2210,7 @@
                 <w:sz w:val="24"/>
                 <w:szCs w:val="24"/>
               </w:rPr>
-              <w:t>Member HRMC</w:t>
+              <w:t>Member</w:t>
             </w:r>
           </w:p>
         </w:tc>
@@ -2156,7 +2300,7 @@
                 <w:sz w:val="24"/>
                 <w:szCs w:val="24"/>
               </w:rPr>
-              <w:t>Member HRMC</w:t>
+              <w:t>Member</w:t>
             </w:r>
           </w:p>
         </w:tc>
@@ -2246,7 +2390,7 @@
                 <w:sz w:val="24"/>
                 <w:szCs w:val="24"/>
               </w:rPr>
-              <w:t>Member HRMC</w:t>
+              <w:t>Member</w:t>
             </w:r>
           </w:p>
         </w:tc>
@@ -2336,7 +2480,7 @@
                 <w:sz w:val="24"/>
                 <w:szCs w:val="24"/>
               </w:rPr>
-              <w:t>Member HRMC</w:t>
+              <w:t xml:space="preserve">Member </w:t>
             </w:r>
           </w:p>
         </w:tc>
@@ -2426,7 +2570,7 @@
                 <w:sz w:val="24"/>
                 <w:szCs w:val="24"/>
               </w:rPr>
-              <w:t>Member HRMC</w:t>
+              <w:t>Member</w:t>
             </w:r>
           </w:p>
         </w:tc>
@@ -2516,7 +2660,7 @@
                 <w:sz w:val="24"/>
                 <w:szCs w:val="24"/>
               </w:rPr>
-              <w:t>Member HRMC</w:t>
+              <w:t>Member</w:t>
             </w:r>
           </w:p>
         </w:tc>
@@ -2606,7 +2750,7 @@
                 <w:sz w:val="24"/>
                 <w:szCs w:val="24"/>
               </w:rPr>
-              <w:t>Member HRMC</w:t>
+              <w:t>Member</w:t>
             </w:r>
           </w:p>
         </w:tc>
@@ -2674,6 +2818,224 @@
                 <w:sz w:val="24"/>
                 <w:szCs w:val="24"/>
               </w:rPr>
+              <w:t>Mr. Daudi Salla</w:t>
+            </w:r>
+          </w:p>
+        </w:tc>
+        <w:tc>
+          <w:tcPr>
+            <w:tcW w:w="2339" w:type="dxa"/>
+          </w:tcPr>
+          <w:p>
+            <w:pPr>
+              <w:rPr>
+                <w:rFonts w:ascii="Footlight MT Light" w:hAnsi="Footlight MT Light"/>
+                <w:sz w:val="24"/>
+                <w:szCs w:val="24"/>
+              </w:rPr>
+            </w:pPr>
+            <w:r>
+              <w:rPr>
+                <w:rFonts w:ascii="Footlight MT Light" w:hAnsi="Footlight MT Light"/>
+                <w:sz w:val="24"/>
+                <w:szCs w:val="24"/>
+              </w:rPr>
+              <w:t>Member</w:t>
+            </w:r>
+          </w:p>
+        </w:tc>
+        <w:tc>
+          <w:tcPr>
+            <w:tcW w:w="2427" w:type="dxa"/>
+          </w:tcPr>
+          <w:p>
+            <w:pPr>
+              <w:rPr>
+                <w:rFonts w:ascii="Footlight MT Light" w:hAnsi="Footlight MT Light"/>
+                <w:sz w:val="24"/>
+                <w:szCs w:val="24"/>
+              </w:rPr>
+            </w:pPr>
+            <w:r>
+              <w:rPr>
+                <w:rFonts w:ascii="Footlight MT Light" w:hAnsi="Footlight MT Light"/>
+                <w:sz w:val="24"/>
+                <w:szCs w:val="24"/>
+              </w:rPr>
+              <w:t>KIPRE</w:t>
+            </w:r>
+          </w:p>
+        </w:tc>
+      </w:tr>
+      <w:tr>
+        <w:trPr>
+          <w:trHeight w:val="237"/>
+        </w:trPr>
+        <w:tc>
+          <w:tcPr>
+            <w:tcW w:w="846" w:type="dxa"/>
+          </w:tcPr>
+          <w:p>
+            <w:pPr>
+              <w:pStyle w:val="ListParagraph"/>
+              <w:numPr>
+                <w:ilvl w:val="0"/>
+                <w:numId w:val="18"/>
+              </w:numPr>
+              <w:rPr>
+                <w:rFonts w:ascii="Footlight MT Light" w:hAnsi="Footlight MT Light"/>
+                <w:sz w:val="24"/>
+                <w:szCs w:val="24"/>
+              </w:rPr>
+            </w:pPr>
+          </w:p>
+        </w:tc>
+        <w:tc>
+          <w:tcPr>
+            <w:tcW w:w="3738" w:type="dxa"/>
+          </w:tcPr>
+          <w:p>
+            <w:pPr>
+              <w:rPr>
+                <w:rFonts w:ascii="Footlight MT Light" w:hAnsi="Footlight MT Light"/>
+                <w:sz w:val="24"/>
+                <w:szCs w:val="24"/>
+              </w:rPr>
+            </w:pPr>
+            <w:r>
+              <w:rPr>
+                <w:rFonts w:ascii="Footlight MT Light" w:hAnsi="Footlight MT Light"/>
+                <w:sz w:val="24"/>
+                <w:szCs w:val="24"/>
+              </w:rPr>
+              <w:t>Dr</w:t>
+            </w:r>
+            <w:r>
+              <w:rPr>
+                <w:rFonts w:ascii="Footlight MT Light" w:hAnsi="Footlight MT Light"/>
+                <w:sz w:val="24"/>
+                <w:szCs w:val="24"/>
+              </w:rPr>
+              <w:t>. George Omondi</w:t>
+            </w:r>
+          </w:p>
+        </w:tc>
+        <w:tc>
+          <w:tcPr>
+            <w:tcW w:w="2339" w:type="dxa"/>
+          </w:tcPr>
+          <w:p>
+            <w:pPr>
+              <w:rPr>
+                <w:rFonts w:ascii="Footlight MT Light" w:hAnsi="Footlight MT Light"/>
+                <w:sz w:val="24"/>
+                <w:szCs w:val="24"/>
+              </w:rPr>
+            </w:pPr>
+            <w:r>
+              <w:rPr>
+                <w:rFonts w:ascii="Footlight MT Light" w:hAnsi="Footlight MT Light"/>
+                <w:sz w:val="24"/>
+                <w:szCs w:val="24"/>
+              </w:rPr>
+              <w:t>Member</w:t>
+            </w:r>
+          </w:p>
+        </w:tc>
+        <w:tc>
+          <w:tcPr>
+            <w:tcW w:w="2427" w:type="dxa"/>
+          </w:tcPr>
+          <w:p>
+            <w:pPr>
+              <w:rPr>
+                <w:rFonts w:ascii="Footlight MT Light" w:hAnsi="Footlight MT Light"/>
+                <w:sz w:val="24"/>
+                <w:szCs w:val="24"/>
+              </w:rPr>
+            </w:pPr>
+            <w:r>
+              <w:rPr>
+                <w:rFonts w:ascii="Footlight MT Light" w:hAnsi="Footlight MT Light"/>
+                <w:sz w:val="24"/>
+                <w:szCs w:val="24"/>
+              </w:rPr>
+              <w:t>KIPRE</w:t>
+            </w:r>
+          </w:p>
+        </w:tc>
+      </w:tr>
+      <w:tr>
+        <w:trPr>
+          <w:trHeight w:val="237"/>
+        </w:trPr>
+        <w:tc>
+          <w:tcPr>
+            <w:tcW w:w="9350" w:type="dxa"/>
+            <w:gridSpan w:val="4"/>
+          </w:tcPr>
+          <w:p>
+            <w:pPr>
+              <w:rPr>
+                <w:rFonts w:ascii="Footlight MT Light" w:hAnsi="Footlight MT Light"/>
+                <w:b/>
+                <w:sz w:val="24"/>
+                <w:szCs w:val="24"/>
+              </w:rPr>
+            </w:pPr>
+            <w:r>
+              <w:rPr>
+                <w:rFonts w:ascii="Footlight MT Light" w:hAnsi="Footlight MT Light"/>
+                <w:b/>
+                <w:sz w:val="24"/>
+                <w:szCs w:val="24"/>
+              </w:rPr>
+              <w:t>Secretariat/ Rapporteurs</w:t>
+            </w:r>
+          </w:p>
+        </w:tc>
+      </w:tr>
+      <w:tr>
+        <w:trPr>
+          <w:trHeight w:val="237"/>
+        </w:trPr>
+        <w:tc>
+          <w:tcPr>
+            <w:tcW w:w="846" w:type="dxa"/>
+          </w:tcPr>
+          <w:p>
+            <w:pPr>
+              <w:pStyle w:val="ListParagraph"/>
+              <w:numPr>
+                <w:ilvl w:val="0"/>
+                <w:numId w:val="18"/>
+              </w:numPr>
+              <w:rPr>
+                <w:rFonts w:ascii="Footlight MT Light" w:hAnsi="Footlight MT Light"/>
+                <w:sz w:val="24"/>
+                <w:szCs w:val="24"/>
+              </w:rPr>
+            </w:pPr>
+          </w:p>
+        </w:tc>
+        <w:tc>
+          <w:tcPr>
+            <w:tcW w:w="3738" w:type="dxa"/>
+          </w:tcPr>
+          <w:p>
+            <w:pPr>
+              <w:rPr>
+                <w:rFonts w:ascii="Footlight MT Light" w:hAnsi="Footlight MT Light"/>
+                <w:sz w:val="24"/>
+                <w:szCs w:val="24"/>
+              </w:rPr>
+            </w:pPr>
+            <w:r>
+              <w:rPr>
+                <w:rFonts w:ascii="Footlight MT Light" w:hAnsi="Footlight MT Light"/>
+                <w:sz w:val="24"/>
+                <w:szCs w:val="24"/>
+              </w:rPr>
               <w:t>Mr. Patrick Mwaura</w:t>
             </w:r>
           </w:p>
@@ -2704,7 +3066,7 @@
                 <w:sz w:val="24"/>
                 <w:szCs w:val="24"/>
               </w:rPr>
-              <w:t xml:space="preserve"> HRMC</w:t>
+              <w:t>/Rapporteur</w:t>
             </w:r>
           </w:p>
         </w:tc>
@@ -2802,7 +3164,15 @@
                 <w:sz w:val="24"/>
                 <w:szCs w:val="24"/>
               </w:rPr>
-              <w:t xml:space="preserve"> HRMC</w:t>
+              <w:t>/</w:t>
+            </w:r>
+            <w:r>
+              <w:rPr>
+                <w:rFonts w:ascii="Footlight MT Light" w:hAnsi="Footlight MT Light"/>
+                <w:sz w:val="24"/>
+                <w:szCs w:val="24"/>
+              </w:rPr>
+              <w:t>Rapporteur</w:t>
             </w:r>
           </w:p>
         </w:tc>
@@ -2888,7 +3258,23 @@
           <w:sz w:val="24"/>
           <w:szCs w:val="24"/>
         </w:rPr>
-        <w:t>The retreat commenced with opening remarks delivered by Mr. Patrick Manene, who was standing in for the Chairperson of the Human Resource Management Committee (HRMC), Dr. Lucy Ochola, who was en route to the venue after attending an official conference.</w:t>
+        <w:t>The retreat commenced with opening remarks delivered by Mr. Patrick Manene, who was standing in for the Chairperson of the Human Re</w:t>
+      </w:r>
+      <w:r>
+        <w:rPr>
+          <w:rFonts w:ascii="Footlight MT Light" w:hAnsi="Footlight MT Light"/>
+          <w:sz w:val="24"/>
+          <w:szCs w:val="24"/>
+        </w:rPr>
+        <w:t>source Management Committee (HRA</w:t>
+      </w:r>
+      <w:r>
+        <w:rPr>
+          <w:rFonts w:ascii="Footlight MT Light" w:hAnsi="Footlight MT Light"/>
+          <w:sz w:val="24"/>
+          <w:szCs w:val="24"/>
+        </w:rPr>
+        <w:t>C), Dr. Lucy Ochola, who was en route to the venue after attending an official conference.</w:t>
       </w:r>
     </w:p>
     <w:p>
@@ -3044,6 +3430,7 @@
         <w:jc w:val="both"/>
         <w:rPr>
           <w:rFonts w:ascii="Footlight MT Light" w:hAnsi="Footlight MT Light"/>
+          <w:i/>
           <w:sz w:val="24"/>
           <w:szCs w:val="24"/>
         </w:rPr>
@@ -3051,10 +3438,30 @@
       <w:r>
         <w:rPr>
           <w:rFonts w:ascii="Footlight MT Light" w:hAnsi="Footlight MT Light"/>
-          <w:sz w:val="24"/>
-          <w:szCs w:val="24"/>
-        </w:rPr>
-        <w:t>Personal information (PF Number, Name and Date of Birth);</w:t>
+          <w:i/>
+          <w:sz w:val="24"/>
+          <w:szCs w:val="24"/>
+        </w:rPr>
+        <w:t>Personal information (</w:t>
+      </w:r>
+      <w:r>
+        <w:rPr>
+          <w:rFonts w:ascii="Footlight MT Light" w:hAnsi="Footlight MT Light"/>
+          <w:b/>
+          <w:i/>
+          <w:sz w:val="24"/>
+          <w:szCs w:val="24"/>
+        </w:rPr>
+        <w:t>PF Number, Name and Date of Birth</w:t>
+      </w:r>
+      <w:r>
+        <w:rPr>
+          <w:rFonts w:ascii="Footlight MT Light" w:hAnsi="Footlight MT Light"/>
+          <w:i/>
+          <w:sz w:val="24"/>
+          <w:szCs w:val="24"/>
+        </w:rPr>
+        <w:t>);</w:t>
       </w:r>
     </w:p>
     <w:p>
@@ -3067,6 +3474,7 @@
         <w:jc w:val="both"/>
         <w:rPr>
           <w:rFonts w:ascii="Footlight MT Light" w:hAnsi="Footlight MT Light"/>
+          <w:i/>
           <w:sz w:val="24"/>
           <w:szCs w:val="24"/>
         </w:rPr>
@@ -3074,10 +3482,30 @@
       <w:r>
         <w:rPr>
           <w:rFonts w:ascii="Footlight MT Light" w:hAnsi="Footlight MT Light"/>
-          <w:sz w:val="24"/>
-          <w:szCs w:val="24"/>
-        </w:rPr>
-        <w:t>Employment history (Date of first appointment, Designation and Grade at first appointment);</w:t>
+          <w:i/>
+          <w:sz w:val="24"/>
+          <w:szCs w:val="24"/>
+        </w:rPr>
+        <w:t>Employment history (</w:t>
+      </w:r>
+      <w:r>
+        <w:rPr>
+          <w:rFonts w:ascii="Footlight MT Light" w:hAnsi="Footlight MT Light"/>
+          <w:b/>
+          <w:i/>
+          <w:sz w:val="24"/>
+          <w:szCs w:val="24"/>
+        </w:rPr>
+        <w:t>Date of first appointment, Designation and Grade at first appointment</w:t>
+      </w:r>
+      <w:r>
+        <w:rPr>
+          <w:rFonts w:ascii="Footlight MT Light" w:hAnsi="Footlight MT Light"/>
+          <w:i/>
+          <w:sz w:val="24"/>
+          <w:szCs w:val="24"/>
+        </w:rPr>
+        <w:t>);</w:t>
       </w:r>
     </w:p>
     <w:p>
@@ -3090,6 +3518,7 @@
         <w:jc w:val="both"/>
         <w:rPr>
           <w:rFonts w:ascii="Footlight MT Light" w:hAnsi="Footlight MT Light"/>
+          <w:i/>
           <w:sz w:val="24"/>
           <w:szCs w:val="24"/>
         </w:rPr>
@@ -3097,10 +3526,30 @@
       <w:r>
         <w:rPr>
           <w:rFonts w:ascii="Footlight MT Light" w:hAnsi="Footlight MT Light"/>
-          <w:sz w:val="24"/>
-          <w:szCs w:val="24"/>
-        </w:rPr>
-        <w:t>Current employment details (Current designation, current grade, date of appointment to the current grade, years served in the current grade, academic and professional qualifications, terms of employment and current remuneration).</w:t>
+          <w:i/>
+          <w:sz w:val="24"/>
+          <w:szCs w:val="24"/>
+        </w:rPr>
+        <w:t>Current employment details (</w:t>
+      </w:r>
+      <w:r>
+        <w:rPr>
+          <w:rFonts w:ascii="Footlight MT Light" w:hAnsi="Footlight MT Light"/>
+          <w:b/>
+          <w:i/>
+          <w:sz w:val="24"/>
+          <w:szCs w:val="24"/>
+        </w:rPr>
+        <w:t>Current designation, current grade, date of appointment to the current grade, years served in the current grade, academic and professional qualifications, terms of employment and current remuneration</w:t>
+      </w:r>
+      <w:r>
+        <w:rPr>
+          <w:rFonts w:ascii="Footlight MT Light" w:hAnsi="Footlight MT Light"/>
+          <w:i/>
+          <w:sz w:val="24"/>
+          <w:szCs w:val="24"/>
+        </w:rPr>
+        <w:t>).</w:t>
       </w:r>
     </w:p>
     <w:p>
@@ -3134,6 +3583,7 @@
         <w:jc w:val="both"/>
         <w:rPr>
           <w:rFonts w:ascii="Footlight MT Light" w:hAnsi="Footlight MT Light"/>
+          <w:i/>
           <w:sz w:val="24"/>
           <w:szCs w:val="24"/>
         </w:rPr>
@@ -3141,6 +3591,7 @@
       <w:r>
         <w:rPr>
           <w:rFonts w:ascii="Footlight MT Light" w:hAnsi="Footlight MT Light"/>
+          <w:i/>
           <w:sz w:val="24"/>
           <w:szCs w:val="24"/>
         </w:rPr>
@@ -3157,6 +3608,7 @@
         <w:jc w:val="both"/>
         <w:rPr>
           <w:rFonts w:ascii="Footlight MT Light" w:hAnsi="Footlight MT Light"/>
+          <w:i/>
           <w:sz w:val="24"/>
           <w:szCs w:val="24"/>
         </w:rPr>
@@ -3164,6 +3616,7 @@
       <w:r>
         <w:rPr>
           <w:rFonts w:ascii="Footlight MT Light" w:hAnsi="Footlight MT Light"/>
+          <w:i/>
           <w:sz w:val="24"/>
           <w:szCs w:val="24"/>
         </w:rPr>
@@ -3180,6 +3633,7 @@
         <w:jc w:val="both"/>
         <w:rPr>
           <w:rFonts w:ascii="Footlight MT Light" w:hAnsi="Footlight MT Light"/>
+          <w:i/>
           <w:sz w:val="24"/>
           <w:szCs w:val="24"/>
         </w:rPr>
@@ -3187,6 +3641,7 @@
       <w:r>
         <w:rPr>
           <w:rFonts w:ascii="Footlight MT Light" w:hAnsi="Footlight MT Light"/>
+          <w:i/>
           <w:sz w:val="24"/>
           <w:szCs w:val="24"/>
         </w:rPr>
@@ -3203,6 +3658,7 @@
         <w:jc w:val="both"/>
         <w:rPr>
           <w:rFonts w:ascii="Footlight MT Light" w:hAnsi="Footlight MT Light"/>
+          <w:i/>
           <w:sz w:val="24"/>
           <w:szCs w:val="24"/>
         </w:rPr>
@@ -3210,6 +3666,7 @@
       <w:r>
         <w:rPr>
           <w:rFonts w:ascii="Footlight MT Light" w:hAnsi="Footlight MT Light"/>
+          <w:i/>
           <w:sz w:val="24"/>
           <w:szCs w:val="24"/>
         </w:rPr>
@@ -3226,6 +3683,7 @@
         <w:jc w:val="both"/>
         <w:rPr>
           <w:rFonts w:ascii="Footlight MT Light" w:hAnsi="Footlight MT Light"/>
+          <w:i/>
           <w:sz w:val="24"/>
           <w:szCs w:val="24"/>
         </w:rPr>
@@ -3233,6 +3691,7 @@
       <w:r>
         <w:rPr>
           <w:rFonts w:ascii="Footlight MT Light" w:hAnsi="Footlight MT Light"/>
+          <w:i/>
           <w:sz w:val="24"/>
           <w:szCs w:val="24"/>
         </w:rPr>
@@ -3249,6 +3708,7 @@
         <w:jc w:val="both"/>
         <w:rPr>
           <w:rFonts w:ascii="Footlight MT Light" w:hAnsi="Footlight MT Light"/>
+          <w:i/>
           <w:sz w:val="24"/>
           <w:szCs w:val="24"/>
         </w:rPr>
@@ -3256,6 +3716,7 @@
       <w:r>
         <w:rPr>
           <w:rFonts w:ascii="Footlight MT Light" w:hAnsi="Footlight MT Light"/>
+          <w:i/>
           <w:sz w:val="24"/>
           <w:szCs w:val="24"/>
         </w:rPr>
@@ -3272,6 +3733,7 @@
         <w:jc w:val="both"/>
         <w:rPr>
           <w:rFonts w:ascii="Footlight MT Light" w:hAnsi="Footlight MT Light"/>
+          <w:i/>
           <w:sz w:val="24"/>
           <w:szCs w:val="24"/>
         </w:rPr>
@@ -3279,6 +3741,7 @@
       <w:r>
         <w:rPr>
           <w:rFonts w:ascii="Footlight MT Light" w:hAnsi="Footlight MT Light"/>
+          <w:i/>
           <w:sz w:val="24"/>
           <w:szCs w:val="24"/>
         </w:rPr>
@@ -3295,6 +3758,7 @@
         <w:jc w:val="both"/>
         <w:rPr>
           <w:rFonts w:ascii="Footlight MT Light" w:hAnsi="Footlight MT Light"/>
+          <w:i/>
           <w:sz w:val="24"/>
           <w:szCs w:val="24"/>
         </w:rPr>
@@ -3302,6 +3766,7 @@
       <w:r>
         <w:rPr>
           <w:rFonts w:ascii="Footlight MT Light" w:hAnsi="Footlight MT Light"/>
+          <w:i/>
           <w:sz w:val="24"/>
           <w:szCs w:val="24"/>
         </w:rPr>
@@ -3318,6 +3783,7 @@
         <w:jc w:val="both"/>
         <w:rPr>
           <w:rFonts w:ascii="Footlight MT Light" w:hAnsi="Footlight MT Light"/>
+          <w:i/>
           <w:sz w:val="24"/>
           <w:szCs w:val="24"/>
         </w:rPr>
@@ -3325,6 +3791,7 @@
       <w:r>
         <w:rPr>
           <w:rFonts w:ascii="Footlight MT Light" w:hAnsi="Footlight MT Light"/>
+          <w:i/>
           <w:sz w:val="24"/>
           <w:szCs w:val="24"/>
         </w:rPr>
@@ -3813,7 +4280,32 @@
                 <w:sz w:val="24"/>
                 <w:szCs w:val="24"/>
               </w:rPr>
-              <w:t>Apply the agreed</w:t>
+              <w:t>Apply the agreed transition principles to all staff records.</w:t>
+            </w:r>
+          </w:p>
+        </w:tc>
+        <w:tc>
+          <w:tcPr>
+            <w:tcW w:w="0" w:type="auto"/>
+            <w:vAlign w:val="center"/>
+          </w:tcPr>
+          <w:p>
+            <w:pPr>
+              <w:spacing w:after="160"/>
+              <w:jc w:val="both"/>
+              <w:rPr>
+                <w:rFonts w:ascii="Footlight MT Light" w:hAnsi="Footlight MT Light"/>
+                <w:sz w:val="24"/>
+                <w:szCs w:val="24"/>
+              </w:rPr>
+            </w:pPr>
+            <w:r>
+              <w:rPr>
+                <w:rFonts w:ascii="Footlight MT Light" w:hAnsi="Footlight MT Light"/>
+                <w:sz w:val="24"/>
+                <w:szCs w:val="24"/>
+              </w:rPr>
+              <w:t>HRA</w:t>
             </w:r>
             <w:bookmarkStart w:id="7" w:name="_GoBack"/>
             <w:bookmarkEnd w:id="7"/>
@@ -3823,32 +4315,7 @@
                 <w:sz w:val="24"/>
                 <w:szCs w:val="24"/>
               </w:rPr>
-              <w:t xml:space="preserve"> transition principles to all staff records.</w:t>
-            </w:r>
-          </w:p>
-        </w:tc>
-        <w:tc>
-          <w:tcPr>
-            <w:tcW w:w="0" w:type="auto"/>
-            <w:vAlign w:val="center"/>
-          </w:tcPr>
-          <w:p>
-            <w:pPr>
-              <w:spacing w:after="160"/>
-              <w:jc w:val="both"/>
-              <w:rPr>
-                <w:rFonts w:ascii="Footlight MT Light" w:hAnsi="Footlight MT Light"/>
-                <w:sz w:val="24"/>
-                <w:szCs w:val="24"/>
-              </w:rPr>
-            </w:pPr>
-            <w:r>
-              <w:rPr>
-                <w:rFonts w:ascii="Footlight MT Light" w:hAnsi="Footlight MT Light"/>
-                <w:sz w:val="24"/>
-                <w:szCs w:val="24"/>
-              </w:rPr>
-              <w:t>HRMC Secretariat</w:t>
+              <w:t>C Secretariat</w:t>
             </w:r>
           </w:p>
         </w:tc>
@@ -15638,559 +16105,6 @@
 </w:styles>
 </file>
 
-<file path=word/glossary/document.xml><?xml version="1.0" encoding="utf-8"?>
-<w:glossaryDocument xmlns:wpc="http://schemas.microsoft.com/office/word/2010/wordprocessingCanvas" xmlns:mc="http://schemas.openxmlformats.org/markup-compatibility/2006" xmlns:o="urn:schemas-microsoft-com:office:office" xmlns:r="http://schemas.openxmlformats.org/officeDocument/2006/relationships" xmlns:m="http://schemas.openxmlformats.org/officeDocument/2006/math" xmlns:v="urn:schemas-microsoft-com:vml" xmlns:wp14="http://schemas.microsoft.com/office/word/2010/wordprocessingDrawing" xmlns:wp="http://schemas.openxmlformats.org/drawingml/2006/wordprocessingDrawing" xmlns:w10="urn:schemas-microsoft-com:office:word" xmlns:w="http://schemas.openxmlformats.org/wordprocessingml/2006/main" xmlns:w14="http://schemas.microsoft.com/office/word/2010/wordml" xmlns:w15="http://schemas.microsoft.com/office/word/2012/wordml" xmlns:wpg="http://schemas.microsoft.com/office/word/2010/wordprocessingGroup" xmlns:wpi="http://schemas.microsoft.com/office/word/2010/wordprocessingInk" xmlns:wne="http://schemas.microsoft.com/office/word/2006/wordml" xmlns:wps="http://schemas.microsoft.com/office/word/2010/wordprocessingShape" mc:Ignorable="w14 w15 wp14"/>
-</file>
-
-<file path=word/glossary/fontTable.xml><?xml version="1.0" encoding="utf-8"?>
-<w:fonts xmlns:mc="http://schemas.openxmlformats.org/markup-compatibility/2006" xmlns:r="http://schemas.openxmlformats.org/officeDocument/2006/relationships" xmlns:w="http://schemas.openxmlformats.org/wordprocessingml/2006/main" xmlns:w14="http://schemas.microsoft.com/office/word/2010/wordml" xmlns:w15="http://schemas.microsoft.com/office/word/2012/wordml" mc:Ignorable="w14 w15">
-  <w:font w:name="Times New Roman">
-    <w:panose1 w:val="02020603050405020304"/>
-    <w:charset w:val="00"/>
-    <w:family w:val="roman"/>
-    <w:pitch w:val="variable"/>
-    <w:sig w:usb0="E0002EFF" w:usb1="C000785B" w:usb2="00000009" w:usb3="00000000" w:csb0="000001FF" w:csb1="00000000"/>
-  </w:font>
-  <w:font w:name="Symbol">
-    <w:panose1 w:val="05050102010706020507"/>
-    <w:charset w:val="02"/>
-    <w:family w:val="roman"/>
-    <w:pitch w:val="variable"/>
-    <w:sig w:usb0="00000000" w:usb1="10000000" w:usb2="00000000" w:usb3="00000000" w:csb0="80000000" w:csb1="00000000"/>
-  </w:font>
-  <w:font w:name="Courier New">
-    <w:panose1 w:val="02070309020205020404"/>
-    <w:charset w:val="00"/>
-    <w:family w:val="modern"/>
-    <w:pitch w:val="fixed"/>
-    <w:sig w:usb0="E0002EFF" w:usb1="C0007843" w:usb2="00000009" w:usb3="00000000" w:csb0="000001FF" w:csb1="00000000"/>
-  </w:font>
-  <w:font w:name="Wingdings">
-    <w:panose1 w:val="05000000000000000000"/>
-    <w:charset w:val="02"/>
-    <w:family w:val="auto"/>
-    <w:pitch w:val="variable"/>
-    <w:sig w:usb0="00000000" w:usb1="10000000" w:usb2="00000000" w:usb3="00000000" w:csb0="80000000" w:csb1="00000000"/>
-  </w:font>
-  <w:font w:name="Footlight MT Light">
-    <w:panose1 w:val="0204060206030A020304"/>
-    <w:charset w:val="00"/>
-    <w:family w:val="roman"/>
-    <w:pitch w:val="variable"/>
-    <w:sig w:usb0="00000003" w:usb1="00000000" w:usb2="00000000" w:usb3="00000000" w:csb0="00000001" w:csb1="00000000"/>
-  </w:font>
-  <w:font w:name="Calibri Light">
-    <w:panose1 w:val="020F0302020204030204"/>
-    <w:charset w:val="00"/>
-    <w:family w:val="swiss"/>
-    <w:pitch w:val="variable"/>
-    <w:sig w:usb0="E4002EFF" w:usb1="C200247B" w:usb2="00000009" w:usb3="00000000" w:csb0="000001FF" w:csb1="00000000"/>
-  </w:font>
-  <w:font w:name="Calibri">
-    <w:panose1 w:val="020F0502020204030204"/>
-    <w:charset w:val="00"/>
-    <w:family w:val="swiss"/>
-    <w:pitch w:val="variable"/>
-    <w:sig w:usb0="E4002EFF" w:usb1="C200247B" w:usb2="00000009" w:usb3="00000000" w:csb0="000001FF" w:csb1="00000000"/>
-  </w:font>
-  <w:font w:name="Tahoma">
-    <w:panose1 w:val="020B0604030504040204"/>
-    <w:charset w:val="00"/>
-    <w:family w:val="swiss"/>
-    <w:pitch w:val="variable"/>
-    <w:sig w:usb0="E1002EFF" w:usb1="C000605B" w:usb2="00000029" w:usb3="00000000" w:csb0="000101FF" w:csb1="00000000"/>
-  </w:font>
-  <w:font w:name="Arial">
-    <w:panose1 w:val="020B0604020202020204"/>
-    <w:charset w:val="00"/>
-    <w:family w:val="swiss"/>
-    <w:pitch w:val="variable"/>
-    <w:sig w:usb0="E0002EFF" w:usb1="C000785B" w:usb2="00000009" w:usb3="00000000" w:csb0="000001FF" w:csb1="00000000"/>
-  </w:font>
-</w:fonts>
-</file>
-
-<file path=word/glossary/settings.xml><?xml version="1.0" encoding="utf-8"?>
-<w:settings xmlns:mc="http://schemas.openxmlformats.org/markup-compatibility/2006" xmlns:o="urn:schemas-microsoft-com:office:office" xmlns:r="http://schemas.openxmlformats.org/officeDocument/2006/relationships" xmlns:m="http://schemas.openxmlformats.org/officeDocument/2006/math" xmlns:v="urn:schemas-microsoft-com:vml" xmlns:w10="urn:schemas-microsoft-com:office:word" xmlns:w="http://schemas.openxmlformats.org/wordprocessingml/2006/main" xmlns:w14="http://schemas.microsoft.com/office/word/2010/wordml" xmlns:w15="http://schemas.microsoft.com/office/word/2012/wordml" xmlns:sl="http://schemas.openxmlformats.org/schemaLibrary/2006/main" mc:Ignorable="w14 w15">
-  <w:view w:val="normal"/>
-  <w:defaultTabStop w:val="720"/>
-  <w:characterSpacingControl w:val="doNotCompress"/>
-  <w:compat>
-    <w:useFELayout/>
-    <w:compatSetting w:name="compatibilityMode" w:uri="http://schemas.microsoft.com/office/word" w:val="15"/>
-    <w:compatSetting w:name="overrideTableStyleFontSizeAndJustification" w:uri="http://schemas.microsoft.com/office/word" w:val="1"/>
-    <w:compatSetting w:name="enableOpenTypeFeatures" w:uri="http://schemas.microsoft.com/office/word" w:val="1"/>
-    <w:compatSetting w:name="doNotFlipMirrorIndents" w:uri="http://schemas.microsoft.com/office/word" w:val="1"/>
-    <w:compatSetting w:name="differentiateMultirowTableHeaders" w:uri="http://schemas.microsoft.com/office/word" w:val="1"/>
-  </w:compat>
-  <w:rsids>
-    <w:rsidRoot w:val="00380FF4"/>
-    <w:rsid w:val="00380FF4"/>
-  </w:rsids>
-  <m:mathPr>
-    <m:mathFont m:val="Cambria Math"/>
-    <m:brkBin m:val="before"/>
-    <m:brkBinSub m:val="--"/>
-    <m:smallFrac m:val="0"/>
-    <m:dispDef/>
-    <m:lMargin m:val="0"/>
-    <m:rMargin m:val="0"/>
-    <m:defJc m:val="centerGroup"/>
-    <m:wrapIndent m:val="1440"/>
-    <m:intLim m:val="subSup"/>
-    <m:naryLim m:val="undOvr"/>
-  </m:mathPr>
-  <w:themeFontLang w:val="en-US"/>
-  <w:clrSchemeMapping w:bg1="light1" w:t1="dark1" w:bg2="light2" w:t2="dark2" w:accent1="accent1" w:accent2="accent2" w:accent3="accent3" w:accent4="accent4" w:accent5="accent5" w:accent6="accent6" w:hyperlink="hyperlink" w:followedHyperlink="followedHyperlink"/>
-  <w:decimalSymbol w:val="."/>
-  <w:listSeparator w:val=","/>
-  <w15:chartTrackingRefBased/>
-</w:settings>
-</file>
-
-<file path=word/glossary/styles.xml><?xml version="1.0" encoding="utf-8"?>
-<w:styles xmlns:mc="http://schemas.openxmlformats.org/markup-compatibility/2006" xmlns:r="http://schemas.openxmlformats.org/officeDocument/2006/relationships" xmlns:w="http://schemas.openxmlformats.org/wordprocessingml/2006/main" xmlns:w14="http://schemas.microsoft.com/office/word/2010/wordml" xmlns:w15="http://schemas.microsoft.com/office/word/2012/wordml" mc:Ignorable="w14 w15">
-  <w:docDefaults>
-    <w:rPrDefault>
-      <w:rPr>
-        <w:rFonts w:asciiTheme="minorHAnsi" w:eastAsiaTheme="minorEastAsia" w:hAnsiTheme="minorHAnsi" w:cstheme="minorBidi"/>
-        <w:sz w:val="22"/>
-        <w:szCs w:val="22"/>
-        <w:lang w:val="en-US" w:eastAsia="en-US" w:bidi="ar-SA"/>
-      </w:rPr>
-    </w:rPrDefault>
-    <w:pPrDefault>
-      <w:pPr>
-        <w:spacing w:after="160" w:line="259" w:lineRule="auto"/>
-      </w:pPr>
-    </w:pPrDefault>
-  </w:docDefaults>
-  <w:latentStyles w:defLockedState="0" w:defUIPriority="99" w:defSemiHidden="0" w:defUnhideWhenUsed="0" w:defQFormat="0" w:count="371">
-    <w:lsdException w:name="Normal" w:uiPriority="0" w:qFormat="1"/>
-    <w:lsdException w:name="heading 1" w:uiPriority="9" w:qFormat="1"/>
-    <w:lsdException w:name="heading 2" w:semiHidden="1" w:uiPriority="9" w:unhideWhenUsed="1" w:qFormat="1"/>
-    <w:lsdException w:name="heading 3" w:semiHidden="1" w:uiPriority="9" w:unhideWhenUsed="1" w:qFormat="1"/>
-    <w:lsdException w:name="heading 4" w:semiHidden="1" w:uiPriority="9" w:unhideWhenUsed="1" w:qFormat="1"/>
-    <w:lsdException w:name="heading 5" w:semiHidden="1" w:uiPriority="9" w:unhideWhenUsed="1" w:qFormat="1"/>
-    <w:lsdException w:name="heading 6" w:semiHidden="1" w:uiPriority="9" w:unhideWhenUsed="1" w:qFormat="1"/>
-    <w:lsdException w:name="heading 7" w:semiHidden="1" w:uiPriority="9" w:unhideWhenUsed="1" w:qFormat="1"/>
-    <w:lsdException w:name="heading 8" w:semiHidden="1" w:uiPriority="9" w:unhideWhenUsed="1" w:qFormat="1"/>
-    <w:lsdException w:name="heading 9" w:semiHidden="1" w:uiPriority="9" w:unhideWhenUsed="1" w:qFormat="1"/>
-    <w:lsdException w:name="index 1" w:semiHidden="1" w:unhideWhenUsed="1"/>
-    <w:lsdException w:name="index 2" w:semiHidden="1" w:unhideWhenUsed="1"/>
-    <w:lsdException w:name="index 3" w:semiHidden="1" w:unhideWhenUsed="1"/>
-    <w:lsdException w:name="index 4" w:semiHidden="1" w:unhideWhenUsed="1"/>
-    <w:lsdException w:name="index 5" w:semiHidden="1" w:unhideWhenUsed="1"/>
-    <w:lsdException w:name="index 6" w:semiHidden="1" w:unhideWhenUsed="1"/>
-    <w:lsdException w:name="index 7" w:semiHidden="1" w:unhideWhenUsed="1"/>
-    <w:lsdException w:name="index 8" w:semiHidden="1" w:unhideWhenUsed="1"/>
-    <w:lsdException w:name="index 9" w:semiHidden="1" w:unhideWhenUsed="1"/>
-    <w:lsdException w:name="toc 1" w:semiHidden="1" w:uiPriority="39" w:unhideWhenUsed="1"/>
-    <w:lsdException w:name="toc 2" w:semiHidden="1" w:uiPriority="39" w:unhideWhenUsed="1"/>
-    <w:lsdException w:name="toc 3" w:semiHidden="1" w:uiPriority="39" w:unhideWhenUsed="1"/>
-    <w:lsdException w:name="toc 4" w:semiHidden="1" w:uiPriority="39" w:unhideWhenUsed="1"/>
-    <w:lsdException w:name="toc 5" w:semiHidden="1" w:uiPriority="39" w:unhideWhenUsed="1"/>
-    <w:lsdException w:name="toc 6" w:semiHidden="1" w:uiPriority="39" w:unhideWhenUsed="1"/>
-    <w:lsdException w:name="toc 7" w:semiHidden="1" w:uiPriority="39" w:unhideWhenUsed="1"/>
-    <w:lsdException w:name="toc 8" w:semiHidden="1" w:uiPriority="39" w:unhideWhenUsed="1"/>
-    <w:lsdException w:name="toc 9" w:semiHidden="1" w:uiPriority="39" w:unhideWhenUsed="1"/>
-    <w:lsdException w:name="Normal Indent" w:semiHidden="1" w:unhideWhenUsed="1"/>
-    <w:lsdException w:name="footnote text" w:semiHidden="1" w:unhideWhenUsed="1"/>
-    <w:lsdException w:name="annotation text" w:semiHidden="1" w:unhideWhenUsed="1"/>
-    <w:lsdException w:name="header" w:semiHidden="1" w:unhideWhenUsed="1"/>
-    <w:lsdException w:name="footer" w:semiHidden="1" w:unhideWhenUsed="1"/>
-    <w:lsdException w:name="index heading" w:semiHidden="1" w:unhideWhenUsed="1"/>
-    <w:lsdException w:name="caption" w:semiHidden="1" w:uiPriority="35" w:unhideWhenUsed="1" w:qFormat="1"/>
-    <w:lsdException w:name="table of figures" w:semiHidden="1" w:unhideWhenUsed="1"/>
-    <w:lsdException w:name="envelope address" w:semiHidden="1" w:unhideWhenUsed="1"/>
-    <w:lsdException w:name="envelope return" w:semiHidden="1" w:unhideWhenUsed="1"/>
-    <w:lsdException w:name="footnote reference" w:semiHidden="1" w:unhideWhenUsed="1"/>
-    <w:lsdException w:name="annotation reference" w:semiHidden="1" w:unhideWhenUsed="1"/>
-    <w:lsdException w:name="line number" w:semiHidden="1" w:unhideWhenUsed="1"/>
-    <w:lsdException w:name="page number" w:semiHidden="1" w:unhideWhenUsed="1"/>
-    <w:lsdException w:name="endnote reference" w:semiHidden="1" w:unhideWhenUsed="1"/>
-    <w:lsdException w:name="endnote text" w:semiHidden="1" w:unhideWhenUsed="1"/>
-    <w:lsdException w:name="table of authorities" w:semiHidden="1" w:unhideWhenUsed="1"/>
-    <w:lsdException w:name="macro" w:semiHidden="1" w:unhideWhenUsed="1"/>
-    <w:lsdException w:name="toa heading" w:semiHidden="1" w:unhideWhenUsed="1"/>
-    <w:lsdException w:name="List" w:semiHidden="1" w:unhideWhenUsed="1"/>
-    <w:lsdException w:name="List Bullet" w:semiHidden="1" w:unhideWhenUsed="1"/>
-    <w:lsdException w:name="List Number" w:semiHidden="1" w:unhideWhenUsed="1"/>
-    <w:lsdException w:name="List 2" w:semiHidden="1" w:unhideWhenUsed="1"/>
-    <w:lsdException w:name="List 3" w:semiHidden="1" w:unhideWhenUsed="1"/>
-    <w:lsdException w:name="List 4" w:semiHidden="1" w:unhideWhenUsed="1"/>
-    <w:lsdException w:name="List 5" w:semiHidden="1" w:unhideWhenUsed="1"/>
-    <w:lsdException w:name="List Bullet 2" w:semiHidden="1" w:unhideWhenUsed="1"/>
-    <w:lsdException w:name="List Bullet 3" w:semiHidden="1" w:unhideWhenUsed="1"/>
-    <w:lsdException w:name="List Bullet 4" w:semiHidden="1" w:unhideWhenUsed="1"/>
-    <w:lsdException w:name="List Bullet 5" w:semiHidden="1" w:unhideWhenUsed="1"/>
-    <w:lsdException w:name="List Number 2" w:semiHidden="1" w:unhideWhenUsed="1"/>
-    <w:lsdException w:name="List Number 3" w:semiHidden="1" w:unhideWhenUsed="1"/>
-    <w:lsdException w:name="List Number 4" w:semiHidden="1" w:unhideWhenUsed="1"/>
-    <w:lsdException w:name="List Number 5" w:semiHidden="1" w:unhideWhenUsed="1"/>
-    <w:lsdException w:name="Title" w:uiPriority="10" w:qFormat="1"/>
-    <w:lsdException w:name="Closing" w:semiHidden="1" w:unhideWhenUsed="1"/>
-    <w:lsdException w:name="Signature" w:semiHidden="1" w:unhideWhenUsed="1"/>
-    <w:lsdException w:name="Default Paragraph Font" w:semiHidden="1" w:uiPriority="1" w:unhideWhenUsed="1"/>
-    <w:lsdException w:name="Body Text" w:semiHidden="1" w:unhideWhenUsed="1"/>
-    <w:lsdException w:name="Body Text Indent" w:semiHidden="1" w:unhideWhenUsed="1"/>
-    <w:lsdException w:name="List Continue" w:semiHidden="1" w:unhideWhenUsed="1"/>
-    <w:lsdException w:name="List Continue 2" w:semiHidden="1" w:unhideWhenUsed="1"/>
-    <w:lsdException w:name="List Continue 3" w:semiHidden="1" w:unhideWhenUsed="1"/>
-    <w:lsdException w:name="List Continue 4" w:semiHidden="1" w:unhideWhenUsed="1"/>
-    <w:lsdException w:name="List Continue 5" w:semiHidden="1" w:unhideWhenUsed="1"/>
-    <w:lsdException w:name="Message Header" w:semiHidden="1" w:unhideWhenUsed="1"/>
-    <w:lsdException w:name="Subtitle" w:uiPriority="11" w:qFormat="1"/>
-    <w:lsdException w:name="Salutation" w:semiHidden="1" w:unhideWhenUsed="1"/>
-    <w:lsdException w:name="Date" w:semiHidden="1" w:unhideWhenUsed="1"/>
-    <w:lsdException w:name="Body Text First Indent" w:semiHidden="1" w:unhideWhenUsed="1"/>
-    <w:lsdException w:name="Body Text First Indent 2" w:semiHidden="1" w:unhideWhenUsed="1"/>
-    <w:lsdException w:name="Note Heading" w:semiHidden="1" w:unhideWhenUsed="1"/>
-    <w:lsdException w:name="Body Text 2" w:semiHidden="1" w:unhideWhenUsed="1"/>
-    <w:lsdException w:name="Body Text 3" w:semiHidden="1" w:unhideWhenUsed="1"/>
-    <w:lsdException w:name="Body Text Indent 2" w:semiHidden="1" w:unhideWhenUsed="1"/>
-    <w:lsdException w:name="Body Text Indent 3" w:semiHidden="1" w:unhideWhenUsed="1"/>
-    <w:lsdException w:name="Block Text" w:semiHidden="1" w:unhideWhenUsed="1"/>
-    <w:lsdException w:name="Hyperlink" w:semiHidden="1" w:unhideWhenUsed="1"/>
-    <w:lsdException w:name="FollowedHyperlink" w:semiHidden="1" w:unhideWhenUsed="1"/>
-    <w:lsdException w:name="Strong" w:uiPriority="22" w:qFormat="1"/>
-    <w:lsdException w:name="Emphasis" w:uiPriority="20" w:qFormat="1"/>
-    <w:lsdException w:name="Document Map" w:semiHidden="1" w:unhideWhenUsed="1"/>
-    <w:lsdException w:name="Plain Text" w:semiHidden="1" w:unhideWhenUsed="1"/>
-    <w:lsdException w:name="E-mail Signature" w:semiHidden="1" w:unhideWhenUsed="1"/>
-    <w:lsdException w:name="HTML Top of Form" w:semiHidden="1" w:unhideWhenUsed="1"/>
-    <w:lsdException w:name="HTML Bottom of Form" w:semiHidden="1" w:unhideWhenUsed="1"/>
-    <w:lsdException w:name="Normal (Web)" w:semiHidden="1" w:unhideWhenUsed="1"/>
-    <w:lsdException w:name="HTML Acronym" w:semiHidden="1" w:unhideWhenUsed="1"/>
-    <w:lsdException w:name="HTML Address" w:semiHidden="1" w:unhideWhenUsed="1"/>
-    <w:lsdException w:name="HTML Cite" w:semiHidden="1" w:unhideWhenUsed="1"/>
-    <w:lsdException w:name="HTML Code" w:semiHidden="1" w:unhideWhenUsed="1"/>
-    <w:lsdException w:name="HTML Definition" w:semiHidden="1" w:unhideWhenUsed="1"/>
-    <w:lsdException w:name="HTML Keyboard" w:semiHidden="1" w:unhideWhenUsed="1"/>
-    <w:lsdException w:name="HTML Preformatted" w:semiHidden="1" w:unhideWhenUsed="1"/>
-    <w:lsdException w:name="HTML Sample" w:semiHidden="1" w:unhideWhenUsed="1"/>
-    <w:lsdException w:name="HTML Typewriter" w:semiHidden="1" w:unhideWhenUsed="1"/>
-    <w:lsdException w:name="HTML Variable" w:semiHidden="1" w:unhideWhenUsed="1"/>
-    <w:lsdException w:name="Normal Table" w:semiHidden="1" w:unhideWhenUsed="1"/>
-    <w:lsdException w:name="annotation subject" w:semiHidden="1" w:unhideWhenUsed="1"/>
-    <w:lsdException w:name="No List" w:semiHidden="1" w:unhideWhenUsed="1"/>
-    <w:lsdException w:name="Outline List 1" w:semiHidden="1" w:unhideWhenUsed="1"/>
-    <w:lsdException w:name="Outline List 2" w:semiHidden="1" w:unhideWhenUsed="1"/>
-    <w:lsdException w:name="Outline List 3" w:semiHidden="1" w:unhideWhenUsed="1"/>
-    <w:lsdException w:name="Table Simple 1" w:semiHidden="1" w:unhideWhenUsed="1"/>
-    <w:lsdException w:name="Table Simple 2" w:semiHidden="1" w:unhideWhenUsed="1"/>
-    <w:lsdException w:name="Table Simple 3" w:semiHidden="1" w:unhideWhenUsed="1"/>
-    <w:lsdException w:name="Table Classic 1" w:semiHidden="1" w:unhideWhenUsed="1"/>
-    <w:lsdException w:name="Table Classic 2" w:semiHidden="1" w:unhideWhenUsed="1"/>
-    <w:lsdException w:name="Table Classic 3" w:semiHidden="1" w:unhideWhenUsed="1"/>
-    <w:lsdException w:name="Table Classic 4" w:semiHidden="1" w:unhideWhenUsed="1"/>
-    <w:lsdException w:name="Table Colorful 1" w:semiHidden="1" w:unhideWhenUsed="1"/>
-    <w:lsdException w:name="Table Colorful 2" w:semiHidden="1" w:unhideWhenUsed="1"/>
-    <w:lsdException w:name="Table Colorful 3" w:semiHidden="1" w:unhideWhenUsed="1"/>
-    <w:lsdException w:name="Table Columns 1" w:semiHidden="1" w:unhideWhenUsed="1"/>
-    <w:lsdException w:name="Table Columns 2" w:semiHidden="1" w:unhideWhenUsed="1"/>
-    <w:lsdException w:name="Table Columns 3" w:semiHidden="1" w:unhideWhenUsed="1"/>
-    <w:lsdException w:name="Table Columns 4" w:semiHidden="1" w:unhideWhenUsed="1"/>
-    <w:lsdException w:name="Table Columns 5" w:semiHidden="1" w:unhideWhenUsed="1"/>
-    <w:lsdException w:name="Table Grid 1" w:semiHidden="1" w:unhideWhenUsed="1"/>
-    <w:lsdException w:name="Table Grid 2" w:semiHidden="1" w:unhideWhenUsed="1"/>
-    <w:lsdException w:name="Table Grid 3" w:semiHidden="1" w:unhideWhenUsed="1"/>
-    <w:lsdException w:name="Table Grid 4" w:semiHidden="1" w:unhideWhenUsed="1"/>
-    <w:lsdException w:name="Table Grid 5" w:semiHidden="1" w:unhideWhenUsed="1"/>
-    <w:lsdException w:name="Table Grid 6" w:semiHidden="1" w:unhideWhenUsed="1"/>
-    <w:lsdException w:name="Table Grid 7" w:semiHidden="1" w:unhideWhenUsed="1"/>
-    <w:lsdException w:name="Table Grid 8" w:semiHidden="1" w:unhideWhenUsed="1"/>
-    <w:lsdException w:name="Table List 1" w:semiHidden="1" w:unhideWhenUsed="1"/>
-    <w:lsdException w:name="Table List 2" w:semiHidden="1" w:unhideWhenUsed="1"/>
-    <w:lsdException w:name="Table List 3" w:semiHidden="1" w:unhideWhenUsed="1"/>
-    <w:lsdException w:name="Table List 4" w:semiHidden="1" w:unhideWhenUsed="1"/>
-    <w:lsdException w:name="Table List 5" w:semiHidden="1" w:unhideWhenUsed="1"/>
-    <w:lsdException w:name="Table List 6" w:semiHidden="1" w:unhideWhenUsed="1"/>
-    <w:lsdException w:name="Table List 7" w:semiHidden="1" w:unhideWhenUsed="1"/>
-    <w:lsdException w:name="Table List 8" w:semiHidden="1" w:unhideWhenUsed="1"/>
-    <w:lsdException w:name="Table 3D effects 1" w:semiHidden="1" w:unhideWhenUsed="1"/>
-    <w:lsdException w:name="Table 3D effects 2" w:semiHidden="1" w:unhideWhenUsed="1"/>
-    <w:lsdException w:name="Table 3D effects 3" w:semiHidden="1" w:unhideWhenUsed="1"/>
-    <w:lsdException w:name="Table Contemporary" w:semiHidden="1" w:unhideWhenUsed="1"/>
-    <w:lsdException w:name="Table Elegant" w:semiHidden="1" w:unhideWhenUsed="1"/>
-    <w:lsdException w:name="Table Professional" w:semiHidden="1" w:unhideWhenUsed="1"/>
-    <w:lsdException w:name="Table Subtle 1" w:semiHidden="1" w:unhideWhenUsed="1"/>
-    <w:lsdException w:name="Table Subtle 2" w:semiHidden="1" w:unhideWhenUsed="1"/>
-    <w:lsdException w:name="Table Web 1" w:semiHidden="1" w:unhideWhenUsed="1"/>
-    <w:lsdException w:name="Table Web 2" w:semiHidden="1" w:unhideWhenUsed="1"/>
-    <w:lsdException w:name="Table Web 3" w:semiHidden="1" w:unhideWhenUsed="1"/>
-    <w:lsdException w:name="Balloon Text" w:semiHidden="1" w:unhideWhenUsed="1"/>
-    <w:lsdException w:name="Table Grid" w:uiPriority="39"/>
-    <w:lsdException w:name="Table Theme" w:semiHidden="1" w:unhideWhenUsed="1"/>
-    <w:lsdException w:name="Placeholder Text" w:semiHidden="1"/>
-    <w:lsdException w:name="No Spacing" w:uiPriority="1" w:qFormat="1"/>
-    <w:lsdException w:name="Light Shading" w:uiPriority="60"/>
-    <w:lsdException w:name="Light List" w:uiPriority="61"/>
-    <w:lsdException w:name="Light Grid" w:uiPriority="62"/>
-    <w:lsdException w:name="Medium Shading 1" w:uiPriority="63"/>
-    <w:lsdException w:name="Medium Shading 2" w:uiPriority="64"/>
-    <w:lsdException w:name="Medium List 1" w:uiPriority="65"/>
-    <w:lsdException w:name="Medium List 2" w:uiPriority="66"/>
-    <w:lsdException w:name="Medium Grid 1" w:uiPriority="67"/>
-    <w:lsdException w:name="Medium Grid 2" w:uiPriority="68"/>
-    <w:lsdException w:name="Medium Grid 3" w:uiPriority="69"/>
-    <w:lsdException w:name="Dark List" w:uiPriority="70"/>
-    <w:lsdException w:name="Colorful Shading" w:uiPriority="71"/>
-    <w:lsdException w:name="Colorful List" w:uiPriority="72"/>
-    <w:lsdException w:name="Colorful Grid" w:uiPriority="73"/>
-    <w:lsdException w:name="Light Shading Accent 1" w:uiPriority="60"/>
-    <w:lsdException w:name="Light List Accent 1" w:uiPriority="61"/>
-    <w:lsdException w:name="Light Grid Accent 1" w:uiPriority="62"/>
-    <w:lsdException w:name="Medium Shading 1 Accent 1" w:uiPriority="63"/>
-    <w:lsdException w:name="Medium Shading 2 Accent 1" w:uiPriority="64"/>
-    <w:lsdException w:name="Medium List 1 Accent 1" w:uiPriority="65"/>
-    <w:lsdException w:name="Revision" w:semiHidden="1"/>
-    <w:lsdException w:name="List Paragraph" w:uiPriority="34" w:qFormat="1"/>
-    <w:lsdException w:name="Quote" w:uiPriority="29" w:qFormat="1"/>
-    <w:lsdException w:name="Intense Quote" w:uiPriority="30" w:qFormat="1"/>
-    <w:lsdException w:name="Medium List 2 Accent 1" w:uiPriority="66"/>
-    <w:lsdException w:name="Medium Grid 1 Accent 1" w:uiPriority="67"/>
-    <w:lsdException w:name="Medium Grid 2 Accent 1" w:uiPriority="68"/>
-    <w:lsdException w:name="Medium Grid 3 Accent 1" w:uiPriority="69"/>
-    <w:lsdException w:name="Dark List Accent 1" w:uiPriority="70"/>
-    <w:lsdException w:name="Colorful Shading Accent 1" w:uiPriority="71"/>
-    <w:lsdException w:name="Colorful List Accent 1" w:uiPriority="72"/>
-    <w:lsdException w:name="Colorful Grid Accent 1" w:uiPriority="73"/>
-    <w:lsdException w:name="Light Shading Accent 2" w:uiPriority="60"/>
-    <w:lsdException w:name="Light List Accent 2" w:uiPriority="61"/>
-    <w:lsdException w:name="Light Grid Accent 2" w:uiPriority="62"/>
-    <w:lsdException w:name="Medium Shading 1 Accent 2" w:uiPriority="63"/>
-    <w:lsdException w:name="Medium Shading 2 Accent 2" w:uiPriority="64"/>
-    <w:lsdException w:name="Medium List 1 Accent 2" w:uiPriority="65"/>
-    <w:lsdException w:name="Medium List 2 Accent 2" w:uiPriority="66"/>
-    <w:lsdException w:name="Medium Grid 1 Accent 2" w:uiPriority="67"/>
-    <w:lsdException w:name="Medium Grid 2 Accent 2" w:uiPriority="68"/>
-    <w:lsdException w:name="Medium Grid 3 Accent 2" w:uiPriority="69"/>
-    <w:lsdException w:name="Dark List Accent 2" w:uiPriority="70"/>
-    <w:lsdException w:name="Colorful Shading Accent 2" w:uiPriority="71"/>
-    <w:lsdException w:name="Colorful List Accent 2" w:uiPriority="72"/>
-    <w:lsdException w:name="Colorful Grid Accent 2" w:uiPriority="73"/>
-    <w:lsdException w:name="Light Shading Accent 3" w:uiPriority="60"/>
-    <w:lsdException w:name="Light List Accent 3" w:uiPriority="61"/>
-    <w:lsdException w:name="Light Grid Accent 3" w:uiPriority="62"/>
-    <w:lsdException w:name="Medium Shading 1 Accent 3" w:uiPriority="63"/>
-    <w:lsdException w:name="Medium Shading 2 Accent 3" w:uiPriority="64"/>
-    <w:lsdException w:name="Medium List 1 Accent 3" w:uiPriority="65"/>
-    <w:lsdException w:name="Medium List 2 Accent 3" w:uiPriority="66"/>
-    <w:lsdException w:name="Medium Grid 1 Accent 3" w:uiPriority="67"/>
-    <w:lsdException w:name="Medium Grid 2 Accent 3" w:uiPriority="68"/>
-    <w:lsdException w:name="Medium Grid 3 Accent 3" w:uiPriority="69"/>
-    <w:lsdException w:name="Dark List Accent 3" w:uiPriority="70"/>
-    <w:lsdException w:name="Colorful Shading Accent 3" w:uiPriority="71"/>
-    <w:lsdException w:name="Colorful List Accent 3" w:uiPriority="72"/>
-    <w:lsdException w:name="Colorful Grid Accent 3" w:uiPriority="73"/>
-    <w:lsdException w:name="Light Shading Accent 4" w:uiPriority="60"/>
-    <w:lsdException w:name="Light List Accent 4" w:uiPriority="61"/>
-    <w:lsdException w:name="Light Grid Accent 4" w:uiPriority="62"/>
-    <w:lsdException w:name="Medium Shading 1 Accent 4" w:uiPriority="63"/>
-    <w:lsdException w:name="Medium Shading 2 Accent 4" w:uiPriority="64"/>
-    <w:lsdException w:name="Medium List 1 Accent 4" w:uiPriority="65"/>
-    <w:lsdException w:name="Medium List 2 Accent 4" w:uiPriority="66"/>
-    <w:lsdException w:name="Medium Grid 1 Accent 4" w:uiPriority="67"/>
-    <w:lsdException w:name="Medium Grid 2 Accent 4" w:uiPriority="68"/>
-    <w:lsdException w:name="Medium Grid 3 Accent 4" w:uiPriority="69"/>
-    <w:lsdException w:name="Dark List Accent 4" w:uiPriority="70"/>
-    <w:lsdException w:name="Colorful Shading Accent 4" w:uiPriority="71"/>
-    <w:lsdException w:name="Colorful List Accent 4" w:uiPriority="72"/>
-    <w:lsdException w:name="Colorful Grid Accent 4" w:uiPriority="73"/>
-    <w:lsdException w:name="Light Shading Accent 5" w:uiPriority="60"/>
-    <w:lsdException w:name="Light List Accent 5" w:uiPriority="61"/>
-    <w:lsdException w:name="Light Grid Accent 5" w:uiPriority="62"/>
-    <w:lsdException w:name="Medium Shading 1 Accent 5" w:uiPriority="63"/>
-    <w:lsdException w:name="Medium Shading 2 Accent 5" w:uiPriority="64"/>
-    <w:lsdException w:name="Medium List 1 Accent 5" w:uiPriority="65"/>
-    <w:lsdException w:name="Medium List 2 Accent 5" w:uiPriority="66"/>
-    <w:lsdException w:name="Medium Grid 1 Accent 5" w:uiPriority="67"/>
-    <w:lsdException w:name="Medium Grid 2 Accent 5" w:uiPriority="68"/>
-    <w:lsdException w:name="Medium Grid 3 Accent 5" w:uiPriority="69"/>
-    <w:lsdException w:name="Dark List Accent 5" w:uiPriority="70"/>
-    <w:lsdException w:name="Colorful Shading Accent 5" w:uiPriority="71"/>
-    <w:lsdException w:name="Colorful List Accent 5" w:uiPriority="72"/>
-    <w:lsdException w:name="Colorful Grid Accent 5" w:uiPriority="73"/>
-    <w:lsdException w:name="Light Shading Accent 6" w:uiPriority="60"/>
-    <w:lsdException w:name="Light List Accent 6" w:uiPriority="61"/>
-    <w:lsdException w:name="Light Grid Accent 6" w:uiPriority="62"/>
-    <w:lsdException w:name="Medium Shading 1 Accent 6" w:uiPriority="63"/>
-    <w:lsdException w:name="Medium Shading 2 Accent 6" w:uiPriority="64"/>
-    <w:lsdException w:name="Medium List 1 Accent 6" w:uiPriority="65"/>
-    <w:lsdException w:name="Medium List 2 Accent 6" w:uiPriority="66"/>
-    <w:lsdException w:name="Medium Grid 1 Accent 6" w:uiPriority="67"/>
-    <w:lsdException w:name="Medium Grid 2 Accent 6" w:uiPriority="68"/>
-    <w:lsdException w:name="Medium Grid 3 Accent 6" w:uiPriority="69"/>
-    <w:lsdException w:name="Dark List Accent 6" w:uiPriority="70"/>
-    <w:lsdException w:name="Colorful Shading Accent 6" w:uiPriority="71"/>
-    <w:lsdException w:name="Colorful List Accent 6" w:uiPriority="72"/>
-    <w:lsdException w:name="Colorful Grid Accent 6" w:uiPriority="73"/>
-    <w:lsdException w:name="Subtle Emphasis" w:uiPriority="19" w:qFormat="1"/>
-    <w:lsdException w:name="Intense Emphasis" w:uiPriority="21" w:qFormat="1"/>
-    <w:lsdException w:name="Subtle Reference" w:uiPriority="31" w:qFormat="1"/>
-    <w:lsdException w:name="Intense Reference" w:uiPriority="32" w:qFormat="1"/>
-    <w:lsdException w:name="Book Title" w:uiPriority="33" w:qFormat="1"/>
-    <w:lsdException w:name="Bibliography" w:semiHidden="1" w:uiPriority="37" w:unhideWhenUsed="1"/>
-    <w:lsdException w:name="TOC Heading" w:semiHidden="1" w:uiPriority="39" w:unhideWhenUsed="1" w:qFormat="1"/>
-    <w:lsdException w:name="Plain Table 1" w:uiPriority="41"/>
-    <w:lsdException w:name="Plain Table 2" w:uiPriority="42"/>
-    <w:lsdException w:name="Plain Table 3" w:uiPriority="43"/>
-    <w:lsdException w:name="Plain Table 4" w:uiPriority="44"/>
-    <w:lsdException w:name="Plain Table 5" w:uiPriority="45"/>
-    <w:lsdException w:name="Grid Table Light" w:uiPriority="40"/>
-    <w:lsdException w:name="Grid Table 1 Light" w:uiPriority="46"/>
-    <w:lsdException w:name="Grid Table 2" w:uiPriority="47"/>
-    <w:lsdException w:name="Grid Table 3" w:uiPriority="48"/>
-    <w:lsdException w:name="Grid Table 4" w:uiPriority="49"/>
-    <w:lsdException w:name="Grid Table 5 Dark" w:uiPriority="50"/>
-    <w:lsdException w:name="Grid Table 6 Colorful" w:uiPriority="51"/>
-    <w:lsdException w:name="Grid Table 7 Colorful" w:uiPriority="52"/>
-    <w:lsdException w:name="Grid Table 1 Light Accent 1" w:uiPriority="46"/>
-    <w:lsdException w:name="Grid Table 2 Accent 1" w:uiPriority="47"/>
-    <w:lsdException w:name="Grid Table 3 Accent 1" w:uiPriority="48"/>
-    <w:lsdException w:name="Grid Table 4 Accent 1" w:uiPriority="49"/>
-    <w:lsdException w:name="Grid Table 5 Dark Accent 1" w:uiPriority="50"/>
-    <w:lsdException w:name="Grid Table 6 Colorful Accent 1" w:uiPriority="51"/>
-    <w:lsdException w:name="Grid Table 7 Colorful Accent 1" w:uiPriority="52"/>
-    <w:lsdException w:name="Grid Table 1 Light Accent 2" w:uiPriority="46"/>
-    <w:lsdException w:name="Grid Table 2 Accent 2" w:uiPriority="47"/>
-    <w:lsdException w:name="Grid Table 3 Accent 2" w:uiPriority="48"/>
-    <w:lsdException w:name="Grid Table 4 Accent 2" w:uiPriority="49"/>
-    <w:lsdException w:name="Grid Table 5 Dark Accent 2" w:uiPriority="50"/>
-    <w:lsdException w:name="Grid Table 6 Colorful Accent 2" w:uiPriority="51"/>
-    <w:lsdException w:name="Grid Table 7 Colorful Accent 2" w:uiPriority="52"/>
-    <w:lsdException w:name="Grid Table 1 Light Accent 3" w:uiPriority="46"/>
-    <w:lsdException w:name="Grid Table 2 Accent 3" w:uiPriority="47"/>
-    <w:lsdException w:name="Grid Table 3 Accent 3" w:uiPriority="48"/>
-    <w:lsdException w:name="Grid Table 4 Accent 3" w:uiPriority="49"/>
-    <w:lsdException w:name="Grid Table 5 Dark Accent 3" w:uiPriority="50"/>
-    <w:lsdException w:name="Grid Table 6 Colorful Accent 3" w:uiPriority="51"/>
-    <w:lsdException w:name="Grid Table 7 Colorful Accent 3" w:uiPriority="52"/>
-    <w:lsdException w:name="Grid Table 1 Light Accent 4" w:uiPriority="46"/>
-    <w:lsdException w:name="Grid Table 2 Accent 4" w:uiPriority="47"/>
-    <w:lsdException w:name="Grid Table 3 Accent 4" w:uiPriority="48"/>
-    <w:lsdException w:name="Grid Table 4 Accent 4" w:uiPriority="49"/>
-    <w:lsdException w:name="Grid Table 5 Dark Accent 4" w:uiPriority="50"/>
-    <w:lsdException w:name="Grid Table 6 Colorful Accent 4" w:uiPriority="51"/>
-    <w:lsdException w:name="Grid Table 7 Colorful Accent 4" w:uiPriority="52"/>
-    <w:lsdException w:name="Grid Table 1 Light Accent 5" w:uiPriority="46"/>
-    <w:lsdException w:name="Grid Table 2 Accent 5" w:uiPriority="47"/>
-    <w:lsdException w:name="Grid Table 3 Accent 5" w:uiPriority="48"/>
-    <w:lsdException w:name="Grid Table 4 Accent 5" w:uiPriority="49"/>
-    <w:lsdException w:name="Grid Table 5 Dark Accent 5" w:uiPriority="50"/>
-    <w:lsdException w:name="Grid Table 6 Colorful Accent 5" w:uiPriority="51"/>
-    <w:lsdException w:name="Grid Table 7 Colorful Accent 5" w:uiPriority="52"/>
-    <w:lsdException w:name="Grid Table 1 Light Accent 6" w:uiPriority="46"/>
-    <w:lsdException w:name="Grid Table 2 Accent 6" w:uiPriority="47"/>
-    <w:lsdException w:name="Grid Table 3 Accent 6" w:uiPriority="48"/>
-    <w:lsdException w:name="Grid Table 4 Accent 6" w:uiPriority="49"/>
-    <w:lsdException w:name="Grid Table 5 Dark Accent 6" w:uiPriority="50"/>
-    <w:lsdException w:name="Grid Table 6 Colorful Accent 6" w:uiPriority="51"/>
-    <w:lsdException w:name="Grid Table 7 Colorful Accent 6" w:uiPriority="52"/>
-    <w:lsdException w:name="List Table 1 Light" w:uiPriority="46"/>
-    <w:lsdException w:name="List Table 2" w:uiPriority="47"/>
-    <w:lsdException w:name="List Table 3" w:uiPriority="48"/>
-    <w:lsdException w:name="List Table 4" w:uiPriority="49"/>
-    <w:lsdException w:name="List Table 5 Dark" w:uiPriority="50"/>
-    <w:lsdException w:name="List Table 6 Colorful" w:uiPriority="51"/>
-    <w:lsdException w:name="List Table 7 Colorful" w:uiPriority="52"/>
-    <w:lsdException w:name="List Table 1 Light Accent 1" w:uiPriority="46"/>
-    <w:lsdException w:name="List Table 2 Accent 1" w:uiPriority="47"/>
-    <w:lsdException w:name="List Table 3 Accent 1" w:uiPriority="48"/>
-    <w:lsdException w:name="List Table 4 Accent 1" w:uiPriority="49"/>
-    <w:lsdException w:name="List Table 5 Dark Accent 1" w:uiPriority="50"/>
-    <w:lsdException w:name="List Table 6 Colorful Accent 1" w:uiPriority="51"/>
-    <w:lsdException w:name="List Table 7 Colorful Accent 1" w:uiPriority="52"/>
-    <w:lsdException w:name="List Table 1 Light Accent 2" w:uiPriority="46"/>
-    <w:lsdException w:name="List Table 2 Accent 2" w:uiPriority="47"/>
-    <w:lsdException w:name="List Table 3 Accent 2" w:uiPriority="48"/>
-    <w:lsdException w:name="List Table 4 Accent 2" w:uiPriority="49"/>
-    <w:lsdException w:name="List Table 5 Dark Accent 2" w:uiPriority="50"/>
-    <w:lsdException w:name="List Table 6 Colorful Accent 2" w:uiPriority="51"/>
-    <w:lsdException w:name="List Table 7 Colorful Accent 2" w:uiPriority="52"/>
-    <w:lsdException w:name="List Table 1 Light Accent 3" w:uiPriority="46"/>
-    <w:lsdException w:name="List Table 2 Accent 3" w:uiPriority="47"/>
-    <w:lsdException w:name="List Table 3 Accent 3" w:uiPriority="48"/>
-    <w:lsdException w:name="List Table 4 Accent 3" w:uiPriority="49"/>
-    <w:lsdException w:name="List Table 5 Dark Accent 3" w:uiPriority="50"/>
-    <w:lsdException w:name="List Table 6 Colorful Accent 3" w:uiPriority="51"/>
-    <w:lsdException w:name="List Table 7 Colorful Accent 3" w:uiPriority="52"/>
-    <w:lsdException w:name="List Table 1 Light Accent 4" w:uiPriority="46"/>
-    <w:lsdException w:name="List Table 2 Accent 4" w:uiPriority="47"/>
-    <w:lsdException w:name="List Table 3 Accent 4" w:uiPriority="48"/>
-    <w:lsdException w:name="List Table 4 Accent 4" w:uiPriority="49"/>
-    <w:lsdException w:name="List Table 5 Dark Accent 4" w:uiPriority="50"/>
-    <w:lsdException w:name="List Table 6 Colorful Accent 4" w:uiPriority="51"/>
-    <w:lsdException w:name="List Table 7 Colorful Accent 4" w:uiPriority="52"/>
-    <w:lsdException w:name="List Table 1 Light Accent 5" w:uiPriority="46"/>
-    <w:lsdException w:name="List Table 2 Accent 5" w:uiPriority="47"/>
-    <w:lsdException w:name="List Table 3 Accent 5" w:uiPriority="48"/>
-    <w:lsdException w:name="List Table 4 Accent 5" w:uiPriority="49"/>
-    <w:lsdException w:name="List Table 5 Dark Accent 5" w:uiPriority="50"/>
-    <w:lsdException w:name="List Table 6 Colorful Accent 5" w:uiPriority="51"/>
-    <w:lsdException w:name="List Table 7 Colorful Accent 5" w:uiPriority="52"/>
-    <w:lsdException w:name="List Table 1 Light Accent 6" w:uiPriority="46"/>
-    <w:lsdException w:name="List Table 2 Accent 6" w:uiPriority="47"/>
-    <w:lsdException w:name="List Table 3 Accent 6" w:uiPriority="48"/>
-    <w:lsdException w:name="List Table 4 Accent 6" w:uiPriority="49"/>
-    <w:lsdException w:name="List Table 5 Dark Accent 6" w:uiPriority="50"/>
-    <w:lsdException w:name="List Table 6 Colorful Accent 6" w:uiPriority="51"/>
-    <w:lsdException w:name="List Table 7 Colorful Accent 6" w:uiPriority="52"/>
-  </w:latentStyles>
-  <w:style w:type="paragraph" w:default="1" w:styleId="Normal">
-    <w:name w:val="Normal"/>
-    <w:qFormat/>
-  </w:style>
-  <w:style w:type="character" w:default="1" w:styleId="DefaultParagraphFont">
-    <w:name w:val="Default Paragraph Font"/>
-    <w:uiPriority w:val="1"/>
-    <w:semiHidden/>
-    <w:unhideWhenUsed/>
-  </w:style>
-  <w:style w:type="table" w:default="1" w:styleId="TableNormal">
-    <w:name w:val="Normal Table"/>
-    <w:uiPriority w:val="99"/>
-    <w:semiHidden/>
-    <w:unhideWhenUsed/>
-    <w:tblPr>
-      <w:tblInd w:w="0" w:type="dxa"/>
-      <w:tblCellMar>
-        <w:top w:w="0" w:type="dxa"/>
-        <w:left w:w="108" w:type="dxa"/>
-        <w:bottom w:w="0" w:type="dxa"/>
-        <w:right w:w="108" w:type="dxa"/>
-      </w:tblCellMar>
-    </w:tblPr>
-  </w:style>
-  <w:style w:type="numbering" w:default="1" w:styleId="NoList">
-    <w:name w:val="No List"/>
-    <w:uiPriority w:val="99"/>
-    <w:semiHidden/>
-    <w:unhideWhenUsed/>
-  </w:style>
-  <w:style w:type="paragraph" w:customStyle="1" w:styleId="ACF17AE57B674F27BF08528FC64178F7">
-    <w:name w:val="ACF17AE57B674F27BF08528FC64178F7"/>
-    <w:rsid w:val="00380FF4"/>
-  </w:style>
-  <w:style w:type="paragraph" w:customStyle="1" w:styleId="0B1705EC2DBA48AE94FEA710F0794046">
-    <w:name w:val="0B1705EC2DBA48AE94FEA710F0794046"/>
-    <w:rsid w:val="00380FF4"/>
-  </w:style>
-  <w:style w:type="paragraph" w:customStyle="1" w:styleId="E222CFCDD22240D2B70D8FB6B98C0EC7">
-    <w:name w:val="E222CFCDD22240D2B70D8FB6B98C0EC7"/>
-    <w:rsid w:val="00380FF4"/>
-  </w:style>
-</w:styles>
-</file>
-
-<file path=word/glossary/webSettings.xml><?xml version="1.0" encoding="utf-8"?>
-<w:webSettings xmlns:mc="http://schemas.openxmlformats.org/markup-compatibility/2006" xmlns:r="http://schemas.openxmlformats.org/officeDocument/2006/relationships" xmlns:w="http://schemas.openxmlformats.org/wordprocessingml/2006/main" xmlns:w14="http://schemas.microsoft.com/office/word/2010/wordml" xmlns:w15="http://schemas.microsoft.com/office/word/2012/wordml" mc:Ignorable="w14 w15">
-  <w:optimizeForBrowser/>
-  <w:allowPNG/>
-</w:webSettings>
-</file>
-
 <file path=word/theme/theme1.xml><?xml version="1.0" encoding="utf-8"?>
 <a:theme xmlns:a="http://schemas.openxmlformats.org/drawingml/2006/main" name="Office Theme">
   <a:themeElements>
@@ -16491,7 +16405,7 @@
 </file>
 
 <file path=customXml/itemProps1.xml><?xml version="1.0" encoding="utf-8"?>
-<ds:datastoreItem xmlns:ds="http://schemas.openxmlformats.org/officeDocument/2006/customXml" ds:itemID="{F3E66E9B-9005-4EEB-989B-D0F601831123}">
+<ds:datastoreItem xmlns:ds="http://schemas.openxmlformats.org/officeDocument/2006/customXml" ds:itemID="{DC4C89BF-A1AF-4C52-A689-F67268B8E92D}">
   <ds:schemaRefs>
     <ds:schemaRef ds:uri="http://schemas.openxmlformats.org/officeDocument/2006/bibliography"/>
   </ds:schemaRefs>
